--- a/Test Case/Validazione/16-Relazione Teleconsulto/casi di test Relazione CTC.docx
+++ b/Test Case/Validazione/16-Relazione Teleconsulto/casi di test Relazione CTC.docx
@@ -1,10 +1,10 @@
 
 <file path=word/document.xml><?xml version="1.0" encoding="utf-8"?>
-<w:document xmlns:wpc="http://schemas.microsoft.com/office/word/2010/wordprocessingCanvas" xmlns:cx="http://schemas.microsoft.com/office/drawing/2014/chartex" xmlns:cx1="http://schemas.microsoft.com/office/drawing/2015/9/8/chartex" xmlns:cx2="http://schemas.microsoft.com/office/drawing/2015/10/21/chartex" xmlns:cx3="http://schemas.microsoft.com/office/drawing/2016/5/9/chartex" xmlns:cx4="http://schemas.microsoft.com/office/drawing/2016/5/10/chartex" xmlns:cx5="http://schemas.microsoft.com/office/drawing/2016/5/11/chartex" xmlns:cx6="http://schemas.microsoft.com/office/drawing/2016/5/12/chartex" xmlns:cx7="http://schemas.microsoft.com/office/drawing/2016/5/13/chartex" xmlns:cx8="http://schemas.microsoft.com/office/drawing/2016/5/14/chartex" xmlns:mc="http://schemas.openxmlformats.org/markup-compatibility/2006" xmlns:aink="http://schemas.microsoft.com/office/drawing/2016/ink" xmlns:am3d="http://schemas.microsoft.com/office/drawing/2017/model3d" xmlns:o="urn:schemas-microsoft-com:office:office" xmlns:oel="http://schemas.microsoft.com/office/2019/extlst" xmlns:r="http://schemas.openxmlformats.org/officeDocument/2006/relationships" xmlns:m="http://schemas.openxmlformats.org/officeDocument/2006/math" xmlns:v="urn:schemas-microsoft-com:vml" xmlns:wp14="http://schemas.microsoft.com/office/word/2010/wordprocessingDrawing" xmlns:wp="http://schemas.openxmlformats.org/drawingml/2006/wordprocessingDrawing" xmlns:w10="urn:schemas-microsoft-com:office:word" xmlns:w="http://schemas.openxmlformats.org/wordprocessingml/2006/main" xmlns:w14="http://schemas.microsoft.com/office/word/2010/wordml" xmlns:w15="http://schemas.microsoft.com/office/word/2012/wordml" xmlns:w16cex="http://schemas.microsoft.com/office/word/2018/wordml/cex" xmlns:w16cid="http://schemas.microsoft.com/office/word/2016/wordml/cid" xmlns:w16="http://schemas.microsoft.com/office/word/2018/wordml" xmlns:w16du="http://schemas.microsoft.com/office/word/2023/wordml/word16du" xmlns:w16sdtdh="http://schemas.microsoft.com/office/word/2020/wordml/sdtdatahash" xmlns:w16sdtfl="http://schemas.microsoft.com/office/word/2024/wordml/sdtformatlock" xmlns:w16se="http://schemas.microsoft.com/office/word/2015/wordml/symex" xmlns:wpg="http://schemas.microsoft.com/office/word/2010/wordprocessingGroup" xmlns:wpi="http://schemas.microsoft.com/office/word/2010/wordprocessingInk" xmlns:wne="http://schemas.microsoft.com/office/word/2006/wordml" xmlns:wps="http://schemas.microsoft.com/office/word/2010/wordprocessingShape" xmlns:a="http://schemas.openxmlformats.org/drawingml/2006/main" mc:Ignorable="w14 w15 w16se w16cid w16 w16cex w16sdtdh w16sdtfl w16du wp14">
+<w:document xmlns:wpc="http://schemas.microsoft.com/office/word/2010/wordprocessingCanvas" xmlns:cx="http://schemas.microsoft.com/office/drawing/2014/chartex" xmlns:cx1="http://schemas.microsoft.com/office/drawing/2015/9/8/chartex" xmlns:cx2="http://schemas.microsoft.com/office/drawing/2015/10/21/chartex" xmlns:cx3="http://schemas.microsoft.com/office/drawing/2016/5/9/chartex" xmlns:cx4="http://schemas.microsoft.com/office/drawing/2016/5/10/chartex" xmlns:cx5="http://schemas.microsoft.com/office/drawing/2016/5/11/chartex" xmlns:cx6="http://schemas.microsoft.com/office/drawing/2016/5/12/chartex" xmlns:cx7="http://schemas.microsoft.com/office/drawing/2016/5/13/chartex" xmlns:cx8="http://schemas.microsoft.com/office/drawing/2016/5/14/chartex" xmlns:mc="http://schemas.openxmlformats.org/markup-compatibility/2006" xmlns:aink="http://schemas.microsoft.com/office/drawing/2016/ink" xmlns:am3d="http://schemas.microsoft.com/office/drawing/2017/model3d" xmlns:o="urn:schemas-microsoft-com:office:office" xmlns:oel="http://schemas.microsoft.com/office/2019/extlst" xmlns:r="http://schemas.openxmlformats.org/officeDocument/2006/relationships" xmlns:m="http://schemas.openxmlformats.org/officeDocument/2006/math" xmlns:v="urn:schemas-microsoft-com:vml" xmlns:wp14="http://schemas.microsoft.com/office/word/2010/wordprocessingDrawing" xmlns:wp="http://schemas.openxmlformats.org/drawingml/2006/wordprocessingDrawing" xmlns:w10="urn:schemas-microsoft-com:office:word" xmlns:w="http://schemas.openxmlformats.org/wordprocessingml/2006/main" xmlns:w14="http://schemas.microsoft.com/office/word/2010/wordml" xmlns:w15="http://schemas.microsoft.com/office/word/2012/wordml" xmlns:w16cei="http://schemas.microsoft.com/office/word/2026/wordml/cei" xmlns:w16cex="http://schemas.microsoft.com/office/word/2018/wordml/cex" xmlns:w16cid="http://schemas.microsoft.com/office/word/2016/wordml/cid" xmlns:w16="http://schemas.microsoft.com/office/word/2018/wordml" xmlns:w16du="http://schemas.microsoft.com/office/word/2023/wordml/word16du" xmlns:w16sdtdh="http://schemas.microsoft.com/office/word/2020/wordml/sdtdatahash" xmlns:w16sdtfl="http://schemas.microsoft.com/office/word/2024/wordml/sdtformatlock" xmlns:w16se="http://schemas.microsoft.com/office/word/2015/wordml/symex" xmlns:wpg="http://schemas.microsoft.com/office/word/2010/wordprocessingGroup" xmlns:wpi="http://schemas.microsoft.com/office/word/2010/wordprocessingInk" xmlns:wne="http://schemas.microsoft.com/office/word/2006/wordml" xmlns:wps="http://schemas.microsoft.com/office/word/2010/wordprocessingShape" mc:Ignorable="w14 w15 w16se w16cid w16 w16cex w16sdtdh w16sdtfl w16du wp14">
   <w:body>
     <w:p>
       <w:pPr>
-        <w:pStyle w:val="Heading1"/>
+        <w:pStyle w:val="Titolo1"/>
         <w:rPr>
           <w:b w:val="0"/>
         </w:rPr>
@@ -15,7 +15,7 @@
     </w:p>
     <w:p>
       <w:pPr>
-        <w:pStyle w:val="Heading2"/>
+        <w:pStyle w:val="Titolo2"/>
         <w:jc w:val="both"/>
       </w:pPr>
       <w:r>
@@ -236,9 +236,9 @@
               </wp:anchor>
             </w:drawing>
           </mc:Choice>
-          <mc:Fallback xmlns:arto="http://schemas.microsoft.com/office/word/2006/arto" xmlns:a="http://schemas.openxmlformats.org/drawingml/2006/main">
+          <mc:Fallback>
             <w:pict>
-              <v:rect id="Rettangolo 2" style="position:absolute;left:0;text-align:left;margin-left:0;margin-top:4.3pt;width:490.5pt;height:36.75pt;z-index:251658240;visibility:visible;mso-wrap-style:square;mso-height-percent:0;mso-wrap-distance-left:9pt;mso-wrap-distance-top:0;mso-wrap-distance-right:9pt;mso-wrap-distance-bottom:0;mso-position-horizontal:left;mso-position-horizontal-relative:margin;mso-position-vertical:absolute;mso-position-vertical-relative:text;mso-height-percent:0;mso-height-relative:margin;v-text-anchor:middle" o:spid="_x0000_s1026" fillcolor="#fbe4d5 [661]" strokecolor="#1f3763 [1604]" strokeweight="1pt" w14:anchorId="5EB07122" o:gfxdata="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">
+              <v:rect w14:anchorId="5EB07122" id="Rettangolo 2" o:spid="_x0000_s1026" style="position:absolute;left:0;text-align:left;margin-left:0;margin-top:4.3pt;width:490.5pt;height:36.75pt;z-index:251658240;visibility:visible;mso-wrap-style:square;mso-height-percent:0;mso-wrap-distance-left:9pt;mso-wrap-distance-top:0;mso-wrap-distance-right:9pt;mso-wrap-distance-bottom:0;mso-position-horizontal:left;mso-position-horizontal-relative:margin;mso-position-vertical:absolute;mso-position-vertical-relative:text;mso-height-percent:0;mso-height-relative:margin;v-text-anchor:middle" o:gfxdata="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" fillcolor="#fbe4d5 [661]" strokecolor="#1f3763 [1604]" strokeweight="1pt">
                 <v:textbox>
                   <w:txbxContent>
                     <w:p>
@@ -366,14 +366,14 @@
     </w:p>
     <w:p>
       <w:pPr>
-        <w:pStyle w:val="Heading3"/>
-        <w:rPr>
-          <w:rFonts w:ascii="Calibri" w:hAnsi="Calibri" w:eastAsia="Calibri" w:cs="Calibri"/>
-        </w:rPr>
-      </w:pPr>
-      <w:r>
-        <w:rPr>
-          <w:rFonts w:ascii="Calibri" w:hAnsi="Calibri" w:eastAsia="Calibri" w:cs="Calibri"/>
+        <w:pStyle w:val="Titolo3"/>
+        <w:rPr>
+          <w:rFonts w:ascii="Calibri" w:eastAsia="Calibri" w:hAnsi="Calibri" w:cs="Calibri"/>
+        </w:rPr>
+      </w:pPr>
+      <w:r>
+        <w:rPr>
+          <w:rFonts w:ascii="Calibri" w:eastAsia="Calibri" w:hAnsi="Calibri" w:cs="Calibri"/>
         </w:rPr>
         <w:t>CASO DI TEST 1</w:t>
       </w:r>
@@ -412,7 +412,7 @@
     </w:p>
     <w:p>
       <w:pPr>
-        <w:pStyle w:val="ListParagraph"/>
+        <w:pStyle w:val="Paragrafoelenco"/>
         <w:numPr>
           <w:ilvl w:val="0"/>
           <w:numId w:val="1"/>
@@ -431,7 +431,7 @@
     </w:p>
     <w:p>
       <w:pPr>
-        <w:pStyle w:val="ListParagraph"/>
+        <w:pStyle w:val="Paragrafoelenco"/>
         <w:numPr>
           <w:ilvl w:val="0"/>
           <w:numId w:val="1"/>
@@ -453,7 +453,7 @@
     </w:p>
     <w:p>
       <w:pPr>
-        <w:pStyle w:val="ListParagraph"/>
+        <w:pStyle w:val="Paragrafoelenco"/>
         <w:numPr>
           <w:ilvl w:val="0"/>
           <w:numId w:val="1"/>
@@ -508,7 +508,7 @@
     </w:p>
     <w:p>
       <w:pPr>
-        <w:pStyle w:val="ListParagraph"/>
+        <w:pStyle w:val="Paragrafoelenco"/>
         <w:numPr>
           <w:ilvl w:val="0"/>
           <w:numId w:val="1"/>
@@ -527,7 +527,7 @@
     </w:p>
     <w:p>
       <w:pPr>
-        <w:pStyle w:val="ListParagraph"/>
+        <w:pStyle w:val="Paragrafoelenco"/>
         <w:numPr>
           <w:ilvl w:val="0"/>
           <w:numId w:val="1"/>
@@ -549,7 +549,7 @@
     </w:p>
     <w:p>
       <w:pPr>
-        <w:pStyle w:val="ListParagraph"/>
+        <w:pStyle w:val="Paragrafoelenco"/>
         <w:numPr>
           <w:ilvl w:val="0"/>
           <w:numId w:val="1"/>
@@ -577,7 +577,7 @@
     </w:p>
     <w:p>
       <w:pPr>
-        <w:pStyle w:val="ListParagraph"/>
+        <w:pStyle w:val="Paragrafoelenco"/>
         <w:numPr>
           <w:ilvl w:val="0"/>
           <w:numId w:val="1"/>
@@ -605,7 +605,7 @@
     </w:p>
     <w:p>
       <w:pPr>
-        <w:pStyle w:val="ListParagraph"/>
+        <w:pStyle w:val="Paragrafoelenco"/>
         <w:numPr>
           <w:ilvl w:val="0"/>
           <w:numId w:val="1"/>
@@ -630,7 +630,7 @@
     </w:p>
     <w:p>
       <w:pPr>
-        <w:pStyle w:val="ListParagraph"/>
+        <w:pStyle w:val="Paragrafoelenco"/>
         <w:numPr>
           <w:ilvl w:val="0"/>
           <w:numId w:val="1"/>
@@ -655,7 +655,7 @@
     </w:p>
     <w:p>
       <w:pPr>
-        <w:pStyle w:val="ListParagraph"/>
+        <w:pStyle w:val="Paragrafoelenco"/>
         <w:numPr>
           <w:ilvl w:val="0"/>
           <w:numId w:val="1"/>
@@ -680,7 +680,7 @@
     </w:p>
     <w:p>
       <w:pPr>
-        <w:pStyle w:val="ListParagraph"/>
+        <w:pStyle w:val="Paragrafoelenco"/>
         <w:numPr>
           <w:ilvl w:val="0"/>
           <w:numId w:val="1"/>
@@ -702,7 +702,7 @@
     </w:p>
     <w:p>
       <w:pPr>
-        <w:pStyle w:val="ListParagraph"/>
+        <w:pStyle w:val="Paragrafoelenco"/>
         <w:numPr>
           <w:ilvl w:val="0"/>
           <w:numId w:val="1"/>
@@ -730,14 +730,14 @@
     </w:p>
     <w:p>
       <w:pPr>
-        <w:pStyle w:val="Heading3"/>
-        <w:rPr>
-          <w:rFonts w:ascii="Calibri" w:hAnsi="Calibri" w:eastAsia="Calibri" w:cs="Calibri"/>
-        </w:rPr>
-      </w:pPr>
-      <w:r>
-        <w:rPr>
-          <w:rFonts w:ascii="Calibri" w:hAnsi="Calibri" w:eastAsia="Calibri" w:cs="Calibri"/>
+        <w:pStyle w:val="Titolo3"/>
+        <w:rPr>
+          <w:rFonts w:ascii="Calibri" w:eastAsia="Calibri" w:hAnsi="Calibri" w:cs="Calibri"/>
+        </w:rPr>
+      </w:pPr>
+      <w:r>
+        <w:rPr>
+          <w:rFonts w:ascii="Calibri" w:eastAsia="Calibri" w:hAnsi="Calibri" w:cs="Calibri"/>
         </w:rPr>
         <w:lastRenderedPageBreak/>
         <w:t>CASO DI TEST 2</w:t>
@@ -771,7 +771,7 @@
     </w:p>
     <w:p>
       <w:pPr>
-        <w:pStyle w:val="ListParagraph"/>
+        <w:pStyle w:val="Paragrafoelenco"/>
         <w:numPr>
           <w:ilvl w:val="0"/>
           <w:numId w:val="2"/>
@@ -791,7 +791,7 @@
     </w:p>
     <w:p>
       <w:pPr>
-        <w:pStyle w:val="ListParagraph"/>
+        <w:pStyle w:val="Paragrafoelenco"/>
         <w:numPr>
           <w:ilvl w:val="1"/>
           <w:numId w:val="2"/>
@@ -808,7 +808,7 @@
     </w:p>
     <w:p>
       <w:pPr>
-        <w:pStyle w:val="ListParagraph"/>
+        <w:pStyle w:val="Paragrafoelenco"/>
         <w:numPr>
           <w:ilvl w:val="0"/>
           <w:numId w:val="2"/>
@@ -840,7 +840,7 @@
     </w:p>
     <w:p>
       <w:pPr>
-        <w:pStyle w:val="ListParagraph"/>
+        <w:pStyle w:val="Paragrafoelenco"/>
         <w:numPr>
           <w:ilvl w:val="1"/>
           <w:numId w:val="2"/>
@@ -866,7 +866,7 @@
     </w:p>
     <w:p>
       <w:pPr>
-        <w:pStyle w:val="ListParagraph"/>
+        <w:pStyle w:val="Paragrafoelenco"/>
         <w:numPr>
           <w:ilvl w:val="0"/>
           <w:numId w:val="2"/>
@@ -898,7 +898,7 @@
     </w:p>
     <w:p>
       <w:pPr>
-        <w:pStyle w:val="ListParagraph"/>
+        <w:pStyle w:val="Paragrafoelenco"/>
         <w:numPr>
           <w:ilvl w:val="1"/>
           <w:numId w:val="2"/>
@@ -930,7 +930,7 @@
     </w:p>
     <w:p>
       <w:pPr>
-        <w:pStyle w:val="ListParagraph"/>
+        <w:pStyle w:val="Paragrafoelenco"/>
         <w:numPr>
           <w:ilvl w:val="1"/>
           <w:numId w:val="2"/>
@@ -984,7 +984,7 @@
     </w:p>
     <w:p>
       <w:pPr>
-        <w:pStyle w:val="ListParagraph"/>
+        <w:pStyle w:val="Paragrafoelenco"/>
         <w:numPr>
           <w:ilvl w:val="1"/>
           <w:numId w:val="2"/>
@@ -1022,14 +1022,24 @@
       <w:r>
         <w:rPr>
           <w:rFonts w:cs="Open Sans"/>
+          <w:i/>
+          <w:iCs/>
         </w:rPr>
         <w:t>a</w:t>
       </w:r>
       <w:r>
         <w:rPr>
           <w:rFonts w:cs="Open Sans"/>
-        </w:rPr>
-        <w:t>ct)</w:t>
+          <w:i/>
+          <w:iCs/>
+        </w:rPr>
+        <w:t>ct</w:t>
+      </w:r>
+      <w:r>
+        <w:rPr>
+          <w:rFonts w:cs="Open Sans"/>
+        </w:rPr>
+        <w:t>)</w:t>
       </w:r>
       <w:r>
         <w:rPr>
@@ -1040,7 +1050,7 @@
     </w:p>
     <w:p>
       <w:pPr>
-        <w:pStyle w:val="ListParagraph"/>
+        <w:pStyle w:val="Paragrafoelenco"/>
         <w:numPr>
           <w:ilvl w:val="1"/>
           <w:numId w:val="2"/>
@@ -1067,19 +1077,21 @@
         <w:rPr>
           <w:rFonts w:cs="Open Sans"/>
         </w:rPr>
-        <w:t>associati alle prestazioni erogate descritte nel referto</w:t>
-      </w:r>
-      <w:r>
-        <w:rPr>
-          <w:rFonts w:cs="Open Sans"/>
-        </w:rPr>
-        <w:t xml:space="preserve"> </w:t>
-      </w:r>
-      <w:r>
-        <w:rPr>
-          <w:rFonts w:cs="Open Sans"/>
-        </w:rPr>
-        <w:t>(entry/observationMedia</w:t>
+        <w:t xml:space="preserve">associati alle prestazioni erogate descritte nel referto </w:t>
+      </w:r>
+      <w:r>
+        <w:rPr>
+          <w:rFonts w:cs="Open Sans"/>
+        </w:rPr>
+        <w:t>(</w:t>
+      </w:r>
+      <w:r>
+        <w:rPr>
+          <w:rFonts w:cs="Open Sans"/>
+          <w:i/>
+          <w:iCs/>
+        </w:rPr>
+        <w:t>entry/observationMedia</w:t>
       </w:r>
       <w:r>
         <w:rPr>
@@ -1090,7 +1102,7 @@
     </w:p>
     <w:p>
       <w:pPr>
-        <w:pStyle w:val="ListParagraph"/>
+        <w:pStyle w:val="Paragrafoelenco"/>
         <w:numPr>
           <w:ilvl w:val="0"/>
           <w:numId w:val="2"/>
@@ -1110,7 +1122,7 @@
     </w:p>
     <w:p>
       <w:pPr>
-        <w:pStyle w:val="ListParagraph"/>
+        <w:pStyle w:val="Paragrafoelenco"/>
         <w:numPr>
           <w:ilvl w:val="1"/>
           <w:numId w:val="2"/>
@@ -1136,7 +1148,7 @@
     </w:p>
     <w:p>
       <w:pPr>
-        <w:pStyle w:val="ListParagraph"/>
+        <w:pStyle w:val="Paragrafoelenco"/>
         <w:numPr>
           <w:ilvl w:val="1"/>
           <w:numId w:val="2"/>
@@ -1162,7 +1174,7 @@
     </w:p>
     <w:p>
       <w:pPr>
-        <w:pStyle w:val="ListParagraph"/>
+        <w:pStyle w:val="Paragrafoelenco"/>
         <w:numPr>
           <w:ilvl w:val="1"/>
           <w:numId w:val="2"/>
@@ -1188,7 +1200,7 @@
     </w:p>
     <w:p>
       <w:pPr>
-        <w:pStyle w:val="ListParagraph"/>
+        <w:pStyle w:val="Paragrafoelenco"/>
         <w:numPr>
           <w:ilvl w:val="1"/>
           <w:numId w:val="2"/>
@@ -1214,7 +1226,7 @@
     </w:p>
     <w:p>
       <w:pPr>
-        <w:pStyle w:val="ListParagraph"/>
+        <w:pStyle w:val="Paragrafoelenco"/>
         <w:numPr>
           <w:ilvl w:val="1"/>
           <w:numId w:val="2"/>
@@ -1240,7 +1252,7 @@
     </w:p>
     <w:p>
       <w:pPr>
-        <w:pStyle w:val="ListParagraph"/>
+        <w:pStyle w:val="Paragrafoelenco"/>
         <w:numPr>
           <w:ilvl w:val="1"/>
           <w:numId w:val="2"/>
@@ -1266,14 +1278,14 @@
     </w:p>
     <w:p>
       <w:pPr>
-        <w:pStyle w:val="ListParagraph"/>
+        <w:pStyle w:val="Paragrafoelenco"/>
         <w:spacing w:after="0" w:line="240" w:lineRule="auto"/>
         <w:jc w:val="both"/>
       </w:pPr>
     </w:p>
     <w:p>
       <w:pPr>
-        <w:pStyle w:val="ListParagraph"/>
+        <w:pStyle w:val="Paragrafoelenco"/>
         <w:spacing w:after="0" w:line="240" w:lineRule="auto"/>
         <w:ind w:left="1440"/>
         <w:jc w:val="both"/>
@@ -1281,10 +1293,10 @@
     </w:p>
     <w:p>
       <w:pPr>
-        <w:pStyle w:val="Heading2"/>
-        <w:jc w:val="both"/>
-      </w:pPr>
-      <w:bookmarkStart w:name="_Hlk122868032" w:id="0"/>
+        <w:pStyle w:val="Titolo2"/>
+        <w:jc w:val="both"/>
+      </w:pPr>
+      <w:bookmarkStart w:id="0" w:name="_Hlk122868032"/>
       <w:r>
         <w:t>Casi di Test – KO</w:t>
       </w:r>
@@ -1328,26 +1340,26 @@
     </w:p>
     <w:p>
       <w:pPr>
-        <w:pStyle w:val="Heading3"/>
-        <w:rPr>
-          <w:rFonts w:ascii="Calibri" w:hAnsi="Calibri" w:eastAsia="Calibri" w:cs="Calibri"/>
-        </w:rPr>
-      </w:pPr>
-      <w:r>
-        <w:rPr>
-          <w:rFonts w:ascii="Calibri" w:hAnsi="Calibri" w:eastAsia="Calibri" w:cs="Calibri"/>
+        <w:pStyle w:val="Titolo3"/>
+        <w:rPr>
+          <w:rFonts w:ascii="Calibri" w:eastAsia="Calibri" w:hAnsi="Calibri" w:cs="Calibri"/>
+        </w:rPr>
+      </w:pPr>
+      <w:r>
+        <w:rPr>
+          <w:rFonts w:ascii="Calibri" w:eastAsia="Calibri" w:hAnsi="Calibri" w:cs="Calibri"/>
         </w:rPr>
         <w:t xml:space="preserve">CASO DI TEST </w:t>
       </w:r>
       <w:r>
         <w:rPr>
-          <w:rFonts w:ascii="Calibri" w:hAnsi="Calibri" w:eastAsia="Calibri" w:cs="Calibri"/>
+          <w:rFonts w:ascii="Calibri" w:eastAsia="Calibri" w:hAnsi="Calibri" w:cs="Calibri"/>
         </w:rPr>
         <w:t>3</w:t>
       </w:r>
       <w:r>
         <w:rPr>
-          <w:rFonts w:ascii="Calibri" w:hAnsi="Calibri" w:eastAsia="Calibri" w:cs="Calibri"/>
+          <w:rFonts w:ascii="Calibri" w:eastAsia="Calibri" w:hAnsi="Calibri" w:cs="Calibri"/>
         </w:rPr>
         <w:t xml:space="preserve"> </w:t>
       </w:r>
@@ -1389,14 +1401,14 @@
       <w:pPr>
         <w:jc w:val="both"/>
         <w:rPr>
-          <w:rFonts w:ascii="Times New Roman" w:hAnsi="Times New Roman" w:eastAsia="Times New Roman" w:cs="Times New Roman"/>
+          <w:rFonts w:ascii="Times New Roman" w:eastAsia="Times New Roman" w:hAnsi="Times New Roman" w:cs="Times New Roman"/>
           <w:sz w:val="24"/>
           <w:szCs w:val="24"/>
         </w:rPr>
       </w:pPr>
       <w:r>
         <w:rPr>
-          <w:rFonts w:ascii="Times New Roman" w:hAnsi="Times New Roman" w:eastAsia="Times New Roman" w:cs="Times New Roman"/>
+          <w:rFonts w:ascii="Times New Roman" w:eastAsia="Times New Roman" w:hAnsi="Times New Roman" w:cs="Times New Roman"/>
           <w:sz w:val="24"/>
           <w:szCs w:val="24"/>
         </w:rPr>
@@ -1405,26 +1417,26 @@
     </w:p>
     <w:p>
       <w:pPr>
-        <w:pStyle w:val="Heading3"/>
-        <w:rPr>
-          <w:rFonts w:ascii="Calibri" w:hAnsi="Calibri" w:eastAsia="Calibri" w:cs="Calibri"/>
-        </w:rPr>
-      </w:pPr>
-      <w:r>
-        <w:rPr>
-          <w:rFonts w:ascii="Calibri" w:hAnsi="Calibri" w:eastAsia="Calibri" w:cs="Calibri"/>
+        <w:pStyle w:val="Titolo3"/>
+        <w:rPr>
+          <w:rFonts w:ascii="Calibri" w:eastAsia="Calibri" w:hAnsi="Calibri" w:cs="Calibri"/>
+        </w:rPr>
+      </w:pPr>
+      <w:r>
+        <w:rPr>
+          <w:rFonts w:ascii="Calibri" w:eastAsia="Calibri" w:hAnsi="Calibri" w:cs="Calibri"/>
         </w:rPr>
         <w:t xml:space="preserve">CASO DI TEST </w:t>
       </w:r>
       <w:r>
         <w:rPr>
-          <w:rFonts w:ascii="Calibri" w:hAnsi="Calibri" w:eastAsia="Calibri" w:cs="Calibri"/>
+          <w:rFonts w:ascii="Calibri" w:eastAsia="Calibri" w:hAnsi="Calibri" w:cs="Calibri"/>
         </w:rPr>
         <w:t>4</w:t>
       </w:r>
       <w:r>
         <w:rPr>
-          <w:rFonts w:ascii="Calibri" w:hAnsi="Calibri" w:eastAsia="Calibri" w:cs="Calibri"/>
+          <w:rFonts w:ascii="Calibri" w:eastAsia="Calibri" w:hAnsi="Calibri" w:cs="Calibri"/>
         </w:rPr>
         <w:t xml:space="preserve"> </w:t>
       </w:r>
@@ -1433,15 +1445,13 @@
       <w:pPr>
         <w:jc w:val="both"/>
         <w:rPr>
-          <w:rFonts w:ascii="Calibri" w:hAnsi="Calibri" w:eastAsia="Calibri" w:cs="Calibri"/>
-        </w:rPr>
-      </w:pPr>
-      <w:r>
-        <w:rPr/>
+          <w:rFonts w:ascii="Calibri" w:eastAsia="Calibri" w:hAnsi="Calibri" w:cs="Calibri"/>
+        </w:rPr>
+      </w:pPr>
+      <w:r>
         <w:t xml:space="preserve">Durante la fase di compilazione </w:t>
       </w:r>
       <w:r>
-        <w:rPr/>
         <w:t xml:space="preserve">dei dati anagrafici dell’assistito, il test case riguarda la generazione di un </w:t>
       </w:r>
       <w:r>
@@ -1451,12 +1461,11 @@
         <w:t>errore semantico</w:t>
       </w:r>
       <w:r>
-        <w:rPr/>
         <w:t xml:space="preserve"> scatenato dell’inserimento nel campo relativo al CF di un codice con caratteri minuscoli</w:t>
       </w:r>
       <w:r>
         <w:rPr>
-          <w:rFonts w:ascii="Times New Roman" w:hAnsi="Times New Roman" w:eastAsia="Times New Roman" w:cs="Times New Roman"/>
+          <w:rFonts w:ascii="Times New Roman" w:eastAsia="Times New Roman" w:hAnsi="Times New Roman" w:cs="Times New Roman"/>
           <w:sz w:val="24"/>
           <w:szCs w:val="24"/>
         </w:rPr>
@@ -1464,114 +1473,78 @@
       </w:r>
       <w:r>
         <w:rPr>
-          <w:rFonts w:ascii="Calibri" w:hAnsi="Calibri" w:eastAsia="Calibri" w:cs="Calibri"/>
+          <w:rFonts w:ascii="Calibri" w:eastAsia="Calibri" w:hAnsi="Calibri" w:cs="Calibri"/>
         </w:rPr>
         <w:t xml:space="preserve"> </w:t>
       </w:r>
     </w:p>
     <w:p>
       <w:pPr>
-        <w:spacing w:line="257" w:lineRule="auto"/>
-        <w:jc w:val="both"/>
-        <w:rPr>
-          <w:rFonts w:ascii="Calibri" w:hAnsi="Calibri" w:eastAsia="Calibri" w:cs="Calibri"/>
-          <w:noProof w:val="0"/>
-          <w:sz w:val="22"/>
-          <w:szCs w:val="22"/>
-          <w:lang w:val="it-IT"/>
-        </w:rPr>
-      </w:pPr>
-      <w:r>
-        <w:rPr>
-          <w:rFonts w:ascii="Calibri" w:hAnsi="Calibri" w:eastAsia="Calibri" w:cs="Calibri"/>
-          <w:b w:val="1"/>
-          <w:bCs w:val="1"/>
-          <w:i w:val="1"/>
-          <w:iCs w:val="1"/>
-          <w:caps w:val="0"/>
-          <w:smallCaps w:val="0"/>
-          <w:noProof w:val="0"/>
-          <w:color w:val="000000" w:themeColor="text1" w:themeTint="FF" w:themeShade="FF"/>
-          <w:sz w:val="22"/>
-          <w:szCs w:val="22"/>
-          <w:lang w:val="it-IT"/>
+        <w:jc w:val="both"/>
+        <w:rPr>
+          <w:i/>
+          <w:iCs/>
+        </w:rPr>
+      </w:pPr>
+      <w:r>
+        <w:rPr>
+          <w:b/>
+          <w:bCs/>
         </w:rPr>
         <w:t>Nota per l’esecuzione</w:t>
       </w:r>
       <w:r>
         <w:rPr>
-          <w:rFonts w:ascii="Calibri" w:hAnsi="Calibri" w:eastAsia="Calibri" w:cs="Calibri"/>
-          <w:b w:val="0"/>
-          <w:bCs w:val="0"/>
-          <w:i w:val="1"/>
-          <w:iCs w:val="1"/>
-          <w:caps w:val="0"/>
-          <w:smallCaps w:val="0"/>
-          <w:noProof w:val="0"/>
-          <w:color w:val="000000" w:themeColor="text1" w:themeTint="FF" w:themeShade="FF"/>
-          <w:sz w:val="22"/>
-          <w:szCs w:val="22"/>
-          <w:lang w:val="it-IT"/>
-        </w:rPr>
-        <w:t>:</w:t>
-      </w:r>
-      <w:r>
-        <w:rPr>
-          <w:rFonts w:ascii="Calibri" w:hAnsi="Calibri" w:eastAsia="Calibri" w:cs="Calibri"/>
-          <w:b w:val="0"/>
-          <w:bCs w:val="0"/>
-          <w:i w:val="0"/>
-          <w:iCs w:val="0"/>
-          <w:caps w:val="0"/>
-          <w:smallCaps w:val="0"/>
-          <w:noProof w:val="0"/>
-          <w:color w:val="000000" w:themeColor="text1" w:themeTint="FF" w:themeShade="FF"/>
-          <w:sz w:val="22"/>
-          <w:szCs w:val="22"/>
-          <w:lang w:val="it-IT"/>
-        </w:rPr>
-        <w:t xml:space="preserve"> </w:t>
-      </w:r>
-      <w:r>
-        <w:rPr>
-          <w:rFonts w:ascii="Calibri" w:hAnsi="Calibri" w:eastAsia="Calibri" w:cs="Calibri"/>
-          <w:b w:val="0"/>
-          <w:bCs w:val="0"/>
-          <w:i w:val="1"/>
-          <w:iCs w:val="1"/>
-          <w:caps w:val="0"/>
-          <w:smallCaps w:val="0"/>
-          <w:noProof w:val="0"/>
-          <w:color w:val="000000" w:themeColor="text1" w:themeTint="FF" w:themeShade="FF"/>
-          <w:sz w:val="22"/>
-          <w:szCs w:val="22"/>
-          <w:lang w:val="it-IT"/>
-        </w:rPr>
-        <w:t>al fine di ottenere l’errore semantico atteso, il CF dovrà essere indicato in lower case sia all'interno del JWT che nel CDA.</w:t>
-      </w:r>
-    </w:p>
-    <w:p>
-      <w:pPr>
-        <w:pStyle w:val="Heading3"/>
-        <w:rPr>
-          <w:rFonts w:ascii="Calibri" w:hAnsi="Calibri" w:eastAsia="Calibri" w:cs="Calibri"/>
-        </w:rPr>
-      </w:pPr>
-      <w:r>
-        <w:rPr>
-          <w:rFonts w:ascii="Calibri" w:hAnsi="Calibri" w:eastAsia="Calibri" w:cs="Calibri"/>
-        </w:rPr>
+          <w:i/>
+          <w:iCs/>
+        </w:rPr>
+        <w:t xml:space="preserve">: al fine di ottenere l’errore semantico atteso, il CF dovrà essere indicato in </w:t>
+      </w:r>
+      <w:proofErr w:type="spellStart"/>
+      <w:r>
+        <w:rPr>
+          <w:i/>
+          <w:iCs/>
+        </w:rPr>
+        <w:t>lower</w:t>
+      </w:r>
+      <w:proofErr w:type="spellEnd"/>
+      <w:r>
+        <w:rPr>
+          <w:i/>
+          <w:iCs/>
+        </w:rPr>
+        <w:t xml:space="preserve"> case sia all'interno del JWT che nel CDA.</w:t>
+      </w:r>
+    </w:p>
+    <w:p>
+      <w:pPr>
+        <w:jc w:val="both"/>
+      </w:pPr>
+    </w:p>
+    <w:p>
+      <w:pPr>
+        <w:pStyle w:val="Titolo3"/>
+        <w:rPr>
+          <w:rFonts w:ascii="Calibri" w:eastAsia="Calibri" w:hAnsi="Calibri" w:cs="Calibri"/>
+        </w:rPr>
+      </w:pPr>
+      <w:r>
+        <w:rPr>
+          <w:rFonts w:ascii="Calibri" w:eastAsia="Calibri" w:hAnsi="Calibri" w:cs="Calibri"/>
+        </w:rPr>
+        <w:lastRenderedPageBreak/>
         <w:t xml:space="preserve">CASO DI TEST </w:t>
       </w:r>
       <w:r>
         <w:rPr>
-          <w:rFonts w:ascii="Calibri" w:hAnsi="Calibri" w:eastAsia="Calibri" w:cs="Calibri"/>
+          <w:rFonts w:ascii="Calibri" w:eastAsia="Calibri" w:hAnsi="Calibri" w:cs="Calibri"/>
         </w:rPr>
         <w:t>5</w:t>
       </w:r>
       <w:r>
         <w:rPr>
-          <w:rFonts w:ascii="Calibri" w:hAnsi="Calibri" w:eastAsia="Calibri" w:cs="Calibri"/>
+          <w:rFonts w:ascii="Calibri" w:eastAsia="Calibri" w:hAnsi="Calibri" w:cs="Calibri"/>
         </w:rPr>
         <w:t xml:space="preserve"> </w:t>
       </w:r>
@@ -1590,7 +1563,7 @@
       </w:pPr>
       <w:r>
         <w:rPr>
-          <w:rFonts w:asciiTheme="minorHAnsi" w:hAnsiTheme="minorHAnsi" w:eastAsiaTheme="minorEastAsia" w:cstheme="minorBidi"/>
+          <w:rFonts w:asciiTheme="minorHAnsi" w:eastAsiaTheme="minorEastAsia" w:hAnsiTheme="minorHAnsi" w:cstheme="minorBidi"/>
           <w:sz w:val="22"/>
           <w:szCs w:val="22"/>
           <w:lang w:eastAsia="en-US"/>
@@ -1600,7 +1573,7 @@
       <w:r>
         <w:rPr>
           <w:rStyle w:val="normaltextrun"/>
-          <w:rFonts w:ascii="Calibri" w:hAnsi="Calibri" w:cs="Calibri" w:eastAsiaTheme="majorEastAsia"/>
+          <w:rFonts w:ascii="Calibri" w:eastAsiaTheme="majorEastAsia" w:hAnsi="Calibri" w:cs="Calibri"/>
           <w:sz w:val="22"/>
           <w:szCs w:val="22"/>
         </w:rPr>
@@ -1628,7 +1601,7 @@
       <w:r>
         <w:rPr>
           <w:rStyle w:val="normaltextrun"/>
-          <w:rFonts w:ascii="Calibri" w:hAnsi="Calibri" w:cs="Calibri" w:eastAsiaTheme="majorEastAsia"/>
+          <w:rFonts w:ascii="Calibri" w:eastAsiaTheme="majorEastAsia" w:hAnsi="Calibri" w:cs="Calibri"/>
           <w:sz w:val="22"/>
           <w:szCs w:val="22"/>
         </w:rPr>
@@ -1646,7 +1619,7 @@
       <w:r>
         <w:rPr>
           <w:rStyle w:val="normaltextrun"/>
-          <w:rFonts w:ascii="Calibri" w:hAnsi="Calibri" w:cs="Calibri" w:eastAsiaTheme="majorEastAsia"/>
+          <w:rFonts w:ascii="Calibri" w:eastAsiaTheme="majorEastAsia" w:hAnsi="Calibri" w:cs="Calibri"/>
           <w:sz w:val="22"/>
           <w:szCs w:val="22"/>
         </w:rPr>
@@ -1664,7 +1637,7 @@
       <w:r>
         <w:rPr>
           <w:rStyle w:val="normaltextrun"/>
-          <w:rFonts w:ascii="Calibri" w:hAnsi="Calibri" w:cs="Calibri" w:eastAsiaTheme="majorEastAsia"/>
+          <w:rFonts w:ascii="Calibri" w:eastAsiaTheme="majorEastAsia" w:hAnsi="Calibri" w:cs="Calibri"/>
           <w:sz w:val="22"/>
           <w:szCs w:val="22"/>
         </w:rPr>
@@ -1682,7 +1655,7 @@
       <w:r>
         <w:rPr>
           <w:rStyle w:val="normaltextrun"/>
-          <w:rFonts w:ascii="Calibri" w:hAnsi="Calibri" w:cs="Calibri" w:eastAsiaTheme="majorEastAsia"/>
+          <w:rFonts w:ascii="Calibri" w:eastAsiaTheme="majorEastAsia" w:hAnsi="Calibri" w:cs="Calibri"/>
           <w:sz w:val="22"/>
           <w:szCs w:val="22"/>
         </w:rPr>
@@ -1711,14 +1684,14 @@
       <w:pPr>
         <w:jc w:val="both"/>
         <w:rPr>
-          <w:rFonts w:ascii="Times New Roman" w:hAnsi="Times New Roman" w:eastAsia="Times New Roman" w:cs="Times New Roman"/>
+          <w:rFonts w:ascii="Times New Roman" w:eastAsia="Times New Roman" w:hAnsi="Times New Roman" w:cs="Times New Roman"/>
           <w:sz w:val="24"/>
           <w:szCs w:val="24"/>
         </w:rPr>
       </w:pPr>
       <w:r>
         <w:rPr>
-          <w:rFonts w:ascii="Times New Roman" w:hAnsi="Times New Roman" w:eastAsia="Times New Roman" w:cs="Times New Roman"/>
+          <w:rFonts w:ascii="Times New Roman" w:eastAsia="Times New Roman" w:hAnsi="Times New Roman" w:cs="Times New Roman"/>
           <w:sz w:val="24"/>
           <w:szCs w:val="24"/>
         </w:rPr>
@@ -1727,27 +1700,26 @@
     </w:p>
     <w:p>
       <w:pPr>
-        <w:pStyle w:val="Heading3"/>
-        <w:rPr>
-          <w:rFonts w:ascii="Calibri" w:hAnsi="Calibri" w:eastAsia="Calibri" w:cs="Calibri"/>
-        </w:rPr>
-      </w:pPr>
-      <w:r>
-        <w:rPr>
-          <w:rFonts w:ascii="Calibri" w:hAnsi="Calibri" w:eastAsia="Calibri" w:cs="Calibri"/>
-        </w:rPr>
-        <w:lastRenderedPageBreak/>
+        <w:pStyle w:val="Titolo3"/>
+        <w:rPr>
+          <w:rFonts w:ascii="Calibri" w:eastAsia="Calibri" w:hAnsi="Calibri" w:cs="Calibri"/>
+        </w:rPr>
+      </w:pPr>
+      <w:r>
+        <w:rPr>
+          <w:rFonts w:ascii="Calibri" w:eastAsia="Calibri" w:hAnsi="Calibri" w:cs="Calibri"/>
+        </w:rPr>
         <w:t xml:space="preserve">CASO DI TEST </w:t>
       </w:r>
       <w:r>
         <w:rPr>
-          <w:rFonts w:ascii="Calibri" w:hAnsi="Calibri" w:eastAsia="Calibri" w:cs="Calibri"/>
+          <w:rFonts w:ascii="Calibri" w:eastAsia="Calibri" w:hAnsi="Calibri" w:cs="Calibri"/>
         </w:rPr>
         <w:t>6</w:t>
       </w:r>
       <w:r>
         <w:rPr>
-          <w:rFonts w:ascii="Calibri" w:hAnsi="Calibri" w:eastAsia="Calibri" w:cs="Calibri"/>
+          <w:rFonts w:ascii="Calibri" w:eastAsia="Calibri" w:hAnsi="Calibri" w:cs="Calibri"/>
         </w:rPr>
         <w:t xml:space="preserve"> </w:t>
       </w:r>
@@ -1789,14 +1761,14 @@
       <w:pPr>
         <w:jc w:val="both"/>
         <w:rPr>
-          <w:rFonts w:ascii="Times New Roman" w:hAnsi="Times New Roman" w:eastAsia="Times New Roman" w:cs="Times New Roman"/>
+          <w:rFonts w:ascii="Times New Roman" w:eastAsia="Times New Roman" w:hAnsi="Times New Roman" w:cs="Times New Roman"/>
           <w:sz w:val="24"/>
           <w:szCs w:val="24"/>
         </w:rPr>
       </w:pPr>
       <w:r>
         <w:rPr>
-          <w:rFonts w:ascii="Times New Roman" w:hAnsi="Times New Roman" w:eastAsia="Times New Roman" w:cs="Times New Roman"/>
+          <w:rFonts w:ascii="Times New Roman" w:eastAsia="Times New Roman" w:hAnsi="Times New Roman" w:cs="Times New Roman"/>
           <w:sz w:val="24"/>
           <w:szCs w:val="24"/>
         </w:rPr>
@@ -1805,26 +1777,26 @@
     </w:p>
     <w:p>
       <w:pPr>
-        <w:pStyle w:val="Heading3"/>
-        <w:rPr>
-          <w:rFonts w:ascii="Calibri" w:hAnsi="Calibri" w:eastAsia="Calibri" w:cs="Calibri"/>
-        </w:rPr>
-      </w:pPr>
-      <w:r>
-        <w:rPr>
-          <w:rFonts w:ascii="Calibri" w:hAnsi="Calibri" w:eastAsia="Calibri" w:cs="Calibri"/>
+        <w:pStyle w:val="Titolo3"/>
+        <w:rPr>
+          <w:rFonts w:ascii="Calibri" w:eastAsia="Calibri" w:hAnsi="Calibri" w:cs="Calibri"/>
+        </w:rPr>
+      </w:pPr>
+      <w:r>
+        <w:rPr>
+          <w:rFonts w:ascii="Calibri" w:eastAsia="Calibri" w:hAnsi="Calibri" w:cs="Calibri"/>
         </w:rPr>
         <w:t xml:space="preserve">CASO DI TEST </w:t>
       </w:r>
       <w:r>
         <w:rPr>
-          <w:rFonts w:ascii="Calibri" w:hAnsi="Calibri" w:eastAsia="Calibri" w:cs="Calibri"/>
+          <w:rFonts w:ascii="Calibri" w:eastAsia="Calibri" w:hAnsi="Calibri" w:cs="Calibri"/>
         </w:rPr>
         <w:t>7</w:t>
       </w:r>
       <w:r>
         <w:rPr>
-          <w:rFonts w:ascii="Calibri" w:hAnsi="Calibri" w:eastAsia="Calibri" w:cs="Calibri"/>
+          <w:rFonts w:ascii="Calibri" w:eastAsia="Calibri" w:hAnsi="Calibri" w:cs="Calibri"/>
         </w:rPr>
         <w:t xml:space="preserve"> </w:t>
       </w:r>
@@ -1869,7 +1841,7 @@
     </w:p>
     <w:p>
       <w:pPr>
-        <w:pStyle w:val="Heading3"/>
+        <w:pStyle w:val="Titolo3"/>
         <w:jc w:val="both"/>
       </w:pPr>
       <w:r>
@@ -1910,7 +1882,7 @@
     </w:p>
     <w:p>
       <w:pPr>
-        <w:pStyle w:val="Heading3"/>
+        <w:pStyle w:val="Titolo3"/>
         <w:jc w:val="both"/>
       </w:pPr>
       <w:r>
@@ -1965,7 +1937,7 @@
     </w:p>
     <w:p>
       <w:pPr>
-        <w:pStyle w:val="Heading3"/>
+        <w:pStyle w:val="Titolo3"/>
         <w:jc w:val="both"/>
       </w:pPr>
       <w:r>
@@ -2066,7 +2038,7 @@
     </w:p>
     <w:p>
       <w:pPr>
-        <w:pStyle w:val="Heading3"/>
+        <w:pStyle w:val="Titolo3"/>
         <w:jc w:val="both"/>
       </w:pPr>
       <w:r>
@@ -2119,10 +2091,11 @@
     </w:p>
     <w:p>
       <w:pPr>
-        <w:pStyle w:val="Heading3"/>
-        <w:jc w:val="both"/>
-      </w:pPr>
-      <w:r>
+        <w:pStyle w:val="Titolo3"/>
+        <w:jc w:val="both"/>
+      </w:pPr>
+      <w:r>
+        <w:lastRenderedPageBreak/>
         <w:t>CASO DI TEST 1</w:t>
       </w:r>
       <w:r>
@@ -2133,7 +2106,7 @@
       <w:pPr>
         <w:jc w:val="both"/>
       </w:pPr>
-      <w:bookmarkStart w:name="_Hlk122876476" w:id="1"/>
+      <w:bookmarkStart w:id="1" w:name="_Hlk122876476"/>
       <w:r>
         <w:t xml:space="preserve">La mancata compilazione </w:t>
       </w:r>
@@ -2169,7 +2142,7 @@
     </w:p>
     <w:p>
       <w:pPr>
-        <w:pStyle w:val="Heading3"/>
+        <w:pStyle w:val="Titolo3"/>
         <w:jc w:val="both"/>
       </w:pPr>
       <w:r>
@@ -2183,7 +2156,7 @@
       <w:pPr>
         <w:jc w:val="both"/>
       </w:pPr>
-      <w:bookmarkStart w:name="_Hlk122977440" w:id="2"/>
+      <w:bookmarkStart w:id="2" w:name="_Hlk122977440"/>
       <w:r>
         <w:t>Il mancato inserimento delle informazioni testuali contenute nella sezione narrativa “</w:t>
       </w:r>
@@ -2220,14 +2193,14 @@
     <w:bookmarkEnd w:id="1"/>
     <w:p>
       <w:pPr>
-        <w:pStyle w:val="ListParagraph"/>
+        <w:pStyle w:val="Paragrafoelenco"/>
         <w:ind w:left="1440"/>
         <w:jc w:val="both"/>
       </w:pPr>
     </w:p>
     <w:p>
       <w:pPr>
-        <w:pStyle w:val="Heading3"/>
+        <w:pStyle w:val="Titolo3"/>
         <w:jc w:val="both"/>
       </w:pPr>
       <w:r>
@@ -2297,7 +2270,7 @@
     </w:p>
     <w:p>
       <w:pPr>
-        <w:pStyle w:val="ListParagraph"/>
+        <w:pStyle w:val="Paragrafoelenco"/>
         <w:ind w:left="1440"/>
         <w:jc w:val="both"/>
         <w:rPr>
@@ -2308,7 +2281,7 @@
     </w:p>
     <w:p>
       <w:pPr>
-        <w:pStyle w:val="Heading3"/>
+        <w:pStyle w:val="Titolo3"/>
         <w:jc w:val="both"/>
       </w:pPr>
       <w:r>
@@ -2329,7 +2302,7 @@
           <w:bCs/>
         </w:rPr>
       </w:pPr>
-      <w:bookmarkStart w:name="_Hlk122880431" w:id="3"/>
+      <w:bookmarkStart w:id="3" w:name="_Hlk122880431"/>
       <w:r>
         <w:t xml:space="preserve">Durante la </w:t>
       </w:r>
@@ -2364,7 +2337,7 @@
     </w:p>
     <w:p>
       <w:pPr>
-        <w:pStyle w:val="ListParagraph"/>
+        <w:pStyle w:val="Paragrafoelenco"/>
         <w:ind w:left="2160"/>
         <w:jc w:val="both"/>
         <w:rPr>
@@ -2375,7 +2348,7 @@
     </w:p>
     <w:p>
       <w:pPr>
-        <w:pStyle w:val="Heading3"/>
+        <w:pStyle w:val="Titolo3"/>
         <w:jc w:val="both"/>
       </w:pPr>
       <w:r>
@@ -2425,7 +2398,7 @@
     </w:p>
     <w:p>
       <w:pPr>
-        <w:pStyle w:val="Heading3"/>
+        <w:pStyle w:val="Titolo3"/>
         <w:jc w:val="both"/>
       </w:pPr>
       <w:r>
@@ -2479,7 +2452,7 @@
     </w:p>
     <w:p>
       <w:pPr>
-        <w:pStyle w:val="Heading3"/>
+        <w:pStyle w:val="Titolo3"/>
         <w:jc w:val="both"/>
       </w:pPr>
       <w:r>
@@ -2543,7 +2516,7 @@
     <w:sectPr>
       <w:headerReference w:type="default" r:id="rId10"/>
       <w:footerReference w:type="default" r:id="rId11"/>
-      <w:pgSz w:w="12240" w:h="15840" w:orient="portrait"/>
+      <w:pgSz w:w="12240" w:h="15840"/>
       <w:pgMar w:top="1440" w:right="1440" w:bottom="1440" w:left="1440" w:header="720" w:footer="720" w:gutter="0"/>
       <w:cols w:space="720"/>
       <w:docGrid w:linePitch="360"/>
@@ -2553,7 +2526,7 @@
 </file>
 
 <file path=word/endnotes.xml><?xml version="1.0" encoding="utf-8"?>
-<w:endnotes xmlns:wpc="http://schemas.microsoft.com/office/word/2010/wordprocessingCanvas" xmlns:cx="http://schemas.microsoft.com/office/drawing/2014/chartex" xmlns:cx1="http://schemas.microsoft.com/office/drawing/2015/9/8/chartex" xmlns:cx2="http://schemas.microsoft.com/office/drawing/2015/10/21/chartex" xmlns:cx3="http://schemas.microsoft.com/office/drawing/2016/5/9/chartex" xmlns:cx4="http://schemas.microsoft.com/office/drawing/2016/5/10/chartex" xmlns:cx5="http://schemas.microsoft.com/office/drawing/2016/5/11/chartex" xmlns:cx6="http://schemas.microsoft.com/office/drawing/2016/5/12/chartex" xmlns:cx7="http://schemas.microsoft.com/office/drawing/2016/5/13/chartex" xmlns:cx8="http://schemas.microsoft.com/office/drawing/2016/5/14/chartex" xmlns:mc="http://schemas.openxmlformats.org/markup-compatibility/2006" xmlns:aink="http://schemas.microsoft.com/office/drawing/2016/ink" xmlns:am3d="http://schemas.microsoft.com/office/drawing/2017/model3d" xmlns:o="urn:schemas-microsoft-com:office:office" xmlns:oel="http://schemas.microsoft.com/office/2019/extlst" xmlns:r="http://schemas.openxmlformats.org/officeDocument/2006/relationships" xmlns:m="http://schemas.openxmlformats.org/officeDocument/2006/math" xmlns:v="urn:schemas-microsoft-com:vml" xmlns:wp14="http://schemas.microsoft.com/office/word/2010/wordprocessingDrawing" xmlns:wp="http://schemas.openxmlformats.org/drawingml/2006/wordprocessingDrawing" xmlns:w10="urn:schemas-microsoft-com:office:word" xmlns:w="http://schemas.openxmlformats.org/wordprocessingml/2006/main" xmlns:w14="http://schemas.microsoft.com/office/word/2010/wordml" xmlns:w15="http://schemas.microsoft.com/office/word/2012/wordml" xmlns:w16cex="http://schemas.microsoft.com/office/word/2018/wordml/cex" xmlns:w16cid="http://schemas.microsoft.com/office/word/2016/wordml/cid" xmlns:w16="http://schemas.microsoft.com/office/word/2018/wordml" xmlns:w16du="http://schemas.microsoft.com/office/word/2023/wordml/word16du" xmlns:w16sdtdh="http://schemas.microsoft.com/office/word/2020/wordml/sdtdatahash" xmlns:w16sdtfl="http://schemas.microsoft.com/office/word/2024/wordml/sdtformatlock" xmlns:w16se="http://schemas.microsoft.com/office/word/2015/wordml/symex" xmlns:wpg="http://schemas.microsoft.com/office/word/2010/wordprocessingGroup" xmlns:wpi="http://schemas.microsoft.com/office/word/2010/wordprocessingInk" xmlns:wne="http://schemas.microsoft.com/office/word/2006/wordml" xmlns:wps="http://schemas.microsoft.com/office/word/2010/wordprocessingShape" mc:Ignorable="w14 w15 w16se w16cid w16 w16cex w16sdtdh w16sdtfl w16du wp14">
+<w:endnotes xmlns:wpc="http://schemas.microsoft.com/office/word/2010/wordprocessingCanvas" xmlns:cx="http://schemas.microsoft.com/office/drawing/2014/chartex" xmlns:cx1="http://schemas.microsoft.com/office/drawing/2015/9/8/chartex" xmlns:cx2="http://schemas.microsoft.com/office/drawing/2015/10/21/chartex" xmlns:cx3="http://schemas.microsoft.com/office/drawing/2016/5/9/chartex" xmlns:cx4="http://schemas.microsoft.com/office/drawing/2016/5/10/chartex" xmlns:cx5="http://schemas.microsoft.com/office/drawing/2016/5/11/chartex" xmlns:cx6="http://schemas.microsoft.com/office/drawing/2016/5/12/chartex" xmlns:cx7="http://schemas.microsoft.com/office/drawing/2016/5/13/chartex" xmlns:cx8="http://schemas.microsoft.com/office/drawing/2016/5/14/chartex" xmlns:mc="http://schemas.openxmlformats.org/markup-compatibility/2006" xmlns:aink="http://schemas.microsoft.com/office/drawing/2016/ink" xmlns:am3d="http://schemas.microsoft.com/office/drawing/2017/model3d" xmlns:o="urn:schemas-microsoft-com:office:office" xmlns:oel="http://schemas.microsoft.com/office/2019/extlst" xmlns:r="http://schemas.openxmlformats.org/officeDocument/2006/relationships" xmlns:m="http://schemas.openxmlformats.org/officeDocument/2006/math" xmlns:v="urn:schemas-microsoft-com:vml" xmlns:wp14="http://schemas.microsoft.com/office/word/2010/wordprocessingDrawing" xmlns:wp="http://schemas.openxmlformats.org/drawingml/2006/wordprocessingDrawing" xmlns:w10="urn:schemas-microsoft-com:office:word" xmlns:w="http://schemas.openxmlformats.org/wordprocessingml/2006/main" xmlns:w14="http://schemas.microsoft.com/office/word/2010/wordml" xmlns:w15="http://schemas.microsoft.com/office/word/2012/wordml" xmlns:w16cei="http://schemas.microsoft.com/office/word/2026/wordml/cei" xmlns:w16cex="http://schemas.microsoft.com/office/word/2018/wordml/cex" xmlns:w16cid="http://schemas.microsoft.com/office/word/2016/wordml/cid" xmlns:w16="http://schemas.microsoft.com/office/word/2018/wordml" xmlns:w16du="http://schemas.microsoft.com/office/word/2023/wordml/word16du" xmlns:w16sdtdh="http://schemas.microsoft.com/office/word/2020/wordml/sdtdatahash" xmlns:w16sdtfl="http://schemas.microsoft.com/office/word/2024/wordml/sdtformatlock" xmlns:w16se="http://schemas.microsoft.com/office/word/2015/wordml/symex" xmlns:wpg="http://schemas.microsoft.com/office/word/2010/wordprocessingGroup" xmlns:wpi="http://schemas.microsoft.com/office/word/2010/wordprocessingInk" xmlns:wne="http://schemas.microsoft.com/office/word/2006/wordml" xmlns:wps="http://schemas.microsoft.com/office/word/2010/wordprocessingShape" mc:Ignorable="w14 w15 w16se w16cid w16 w16cex w16sdtdh w16sdtfl w16du wp14">
   <w:endnote w:type="separator" w:id="-1">
     <w:p>
       <w:pPr>
@@ -2585,7 +2558,7 @@
 </file>
 
 <file path=word/footer1.xml><?xml version="1.0" encoding="utf-8"?>
-<w:ftr xmlns:wpc="http://schemas.microsoft.com/office/word/2010/wordprocessingCanvas" xmlns:cx="http://schemas.microsoft.com/office/drawing/2014/chartex" xmlns:cx1="http://schemas.microsoft.com/office/drawing/2015/9/8/chartex" xmlns:cx2="http://schemas.microsoft.com/office/drawing/2015/10/21/chartex" xmlns:cx3="http://schemas.microsoft.com/office/drawing/2016/5/9/chartex" xmlns:cx4="http://schemas.microsoft.com/office/drawing/2016/5/10/chartex" xmlns:cx5="http://schemas.microsoft.com/office/drawing/2016/5/11/chartex" xmlns:cx6="http://schemas.microsoft.com/office/drawing/2016/5/12/chartex" xmlns:cx7="http://schemas.microsoft.com/office/drawing/2016/5/13/chartex" xmlns:cx8="http://schemas.microsoft.com/office/drawing/2016/5/14/chartex" xmlns:mc="http://schemas.openxmlformats.org/markup-compatibility/2006" xmlns:aink="http://schemas.microsoft.com/office/drawing/2016/ink" xmlns:am3d="http://schemas.microsoft.com/office/drawing/2017/model3d" xmlns:o="urn:schemas-microsoft-com:office:office" xmlns:oel="http://schemas.microsoft.com/office/2019/extlst" xmlns:r="http://schemas.openxmlformats.org/officeDocument/2006/relationships" xmlns:m="http://schemas.openxmlformats.org/officeDocument/2006/math" xmlns:v="urn:schemas-microsoft-com:vml" xmlns:wp14="http://schemas.microsoft.com/office/word/2010/wordprocessingDrawing" xmlns:wp="http://schemas.openxmlformats.org/drawingml/2006/wordprocessingDrawing" xmlns:w10="urn:schemas-microsoft-com:office:word" xmlns:w="http://schemas.openxmlformats.org/wordprocessingml/2006/main" xmlns:w14="http://schemas.microsoft.com/office/word/2010/wordml" xmlns:w15="http://schemas.microsoft.com/office/word/2012/wordml" xmlns:w16cex="http://schemas.microsoft.com/office/word/2018/wordml/cex" xmlns:w16cid="http://schemas.microsoft.com/office/word/2016/wordml/cid" xmlns:w16="http://schemas.microsoft.com/office/word/2018/wordml" xmlns:w16du="http://schemas.microsoft.com/office/word/2023/wordml/word16du" xmlns:w16sdtdh="http://schemas.microsoft.com/office/word/2020/wordml/sdtdatahash" xmlns:w16sdtfl="http://schemas.microsoft.com/office/word/2024/wordml/sdtformatlock" xmlns:w16se="http://schemas.microsoft.com/office/word/2015/wordml/symex" xmlns:wpg="http://schemas.microsoft.com/office/word/2010/wordprocessingGroup" xmlns:wpi="http://schemas.microsoft.com/office/word/2010/wordprocessingInk" xmlns:wne="http://schemas.microsoft.com/office/word/2006/wordml" xmlns:wps="http://schemas.microsoft.com/office/word/2010/wordprocessingShape" mc:Ignorable="w14 w15 w16se w16cid w16 w16cex w16sdtdh w16sdtfl w16du wp14">
+<w:ftr xmlns:wpc="http://schemas.microsoft.com/office/word/2010/wordprocessingCanvas" xmlns:cx="http://schemas.microsoft.com/office/drawing/2014/chartex" xmlns:cx1="http://schemas.microsoft.com/office/drawing/2015/9/8/chartex" xmlns:cx2="http://schemas.microsoft.com/office/drawing/2015/10/21/chartex" xmlns:cx3="http://schemas.microsoft.com/office/drawing/2016/5/9/chartex" xmlns:cx4="http://schemas.microsoft.com/office/drawing/2016/5/10/chartex" xmlns:cx5="http://schemas.microsoft.com/office/drawing/2016/5/11/chartex" xmlns:cx6="http://schemas.microsoft.com/office/drawing/2016/5/12/chartex" xmlns:cx7="http://schemas.microsoft.com/office/drawing/2016/5/13/chartex" xmlns:cx8="http://schemas.microsoft.com/office/drawing/2016/5/14/chartex" xmlns:mc="http://schemas.openxmlformats.org/markup-compatibility/2006" xmlns:aink="http://schemas.microsoft.com/office/drawing/2016/ink" xmlns:am3d="http://schemas.microsoft.com/office/drawing/2017/model3d" xmlns:o="urn:schemas-microsoft-com:office:office" xmlns:oel="http://schemas.microsoft.com/office/2019/extlst" xmlns:r="http://schemas.openxmlformats.org/officeDocument/2006/relationships" xmlns:m="http://schemas.openxmlformats.org/officeDocument/2006/math" xmlns:v="urn:schemas-microsoft-com:vml" xmlns:wp14="http://schemas.microsoft.com/office/word/2010/wordprocessingDrawing" xmlns:wp="http://schemas.openxmlformats.org/drawingml/2006/wordprocessingDrawing" xmlns:w10="urn:schemas-microsoft-com:office:word" xmlns:w="http://schemas.openxmlformats.org/wordprocessingml/2006/main" xmlns:w14="http://schemas.microsoft.com/office/word/2010/wordml" xmlns:w15="http://schemas.microsoft.com/office/word/2012/wordml" xmlns:w16cei="http://schemas.microsoft.com/office/word/2026/wordml/cei" xmlns:w16cex="http://schemas.microsoft.com/office/word/2018/wordml/cex" xmlns:w16cid="http://schemas.microsoft.com/office/word/2016/wordml/cid" xmlns:w16="http://schemas.microsoft.com/office/word/2018/wordml" xmlns:w16du="http://schemas.microsoft.com/office/word/2023/wordml/word16du" xmlns:w16sdtdh="http://schemas.microsoft.com/office/word/2020/wordml/sdtdatahash" xmlns:w16sdtfl="http://schemas.microsoft.com/office/word/2024/wordml/sdtformatlock" xmlns:w16se="http://schemas.microsoft.com/office/word/2015/wordml/symex" xmlns:wpg="http://schemas.microsoft.com/office/word/2010/wordprocessingGroup" xmlns:wpi="http://schemas.microsoft.com/office/word/2010/wordprocessingInk" xmlns:wne="http://schemas.microsoft.com/office/word/2006/wordml" xmlns:wps="http://schemas.microsoft.com/office/word/2010/wordprocessingShape" mc:Ignorable="w14 w15 w16se w16cid w16 w16cex w16sdtdh w16sdtfl w16du wp14">
   <w:tbl>
     <w:tblPr>
       <w:tblW w:w="0" w:type="auto"/>
@@ -2607,7 +2580,7 @@
         </w:tcPr>
         <w:p>
           <w:pPr>
-            <w:pStyle w:val="Header"/>
+            <w:pStyle w:val="Intestazione"/>
             <w:ind w:left="-115"/>
           </w:pPr>
         </w:p>
@@ -2618,7 +2591,7 @@
         </w:tcPr>
         <w:p>
           <w:pPr>
-            <w:pStyle w:val="Header"/>
+            <w:pStyle w:val="Intestazione"/>
             <w:jc w:val="center"/>
           </w:pPr>
         </w:p>
@@ -2629,7 +2602,7 @@
         </w:tcPr>
         <w:p>
           <w:pPr>
-            <w:pStyle w:val="Header"/>
+            <w:pStyle w:val="Intestazione"/>
             <w:ind w:right="-115"/>
             <w:jc w:val="right"/>
           </w:pPr>
@@ -2639,14 +2612,14 @@
   </w:tbl>
   <w:p>
     <w:pPr>
-      <w:pStyle w:val="Footer"/>
+      <w:pStyle w:val="Pidipagina"/>
     </w:pPr>
   </w:p>
 </w:ftr>
 </file>
 
 <file path=word/footnotes.xml><?xml version="1.0" encoding="utf-8"?>
-<w:footnotes xmlns:wpc="http://schemas.microsoft.com/office/word/2010/wordprocessingCanvas" xmlns:cx="http://schemas.microsoft.com/office/drawing/2014/chartex" xmlns:cx1="http://schemas.microsoft.com/office/drawing/2015/9/8/chartex" xmlns:cx2="http://schemas.microsoft.com/office/drawing/2015/10/21/chartex" xmlns:cx3="http://schemas.microsoft.com/office/drawing/2016/5/9/chartex" xmlns:cx4="http://schemas.microsoft.com/office/drawing/2016/5/10/chartex" xmlns:cx5="http://schemas.microsoft.com/office/drawing/2016/5/11/chartex" xmlns:cx6="http://schemas.microsoft.com/office/drawing/2016/5/12/chartex" xmlns:cx7="http://schemas.microsoft.com/office/drawing/2016/5/13/chartex" xmlns:cx8="http://schemas.microsoft.com/office/drawing/2016/5/14/chartex" xmlns:mc="http://schemas.openxmlformats.org/markup-compatibility/2006" xmlns:aink="http://schemas.microsoft.com/office/drawing/2016/ink" xmlns:am3d="http://schemas.microsoft.com/office/drawing/2017/model3d" xmlns:o="urn:schemas-microsoft-com:office:office" xmlns:oel="http://schemas.microsoft.com/office/2019/extlst" xmlns:r="http://schemas.openxmlformats.org/officeDocument/2006/relationships" xmlns:m="http://schemas.openxmlformats.org/officeDocument/2006/math" xmlns:v="urn:schemas-microsoft-com:vml" xmlns:wp14="http://schemas.microsoft.com/office/word/2010/wordprocessingDrawing" xmlns:wp="http://schemas.openxmlformats.org/drawingml/2006/wordprocessingDrawing" xmlns:w10="urn:schemas-microsoft-com:office:word" xmlns:w="http://schemas.openxmlformats.org/wordprocessingml/2006/main" xmlns:w14="http://schemas.microsoft.com/office/word/2010/wordml" xmlns:w15="http://schemas.microsoft.com/office/word/2012/wordml" xmlns:w16cex="http://schemas.microsoft.com/office/word/2018/wordml/cex" xmlns:w16cid="http://schemas.microsoft.com/office/word/2016/wordml/cid" xmlns:w16="http://schemas.microsoft.com/office/word/2018/wordml" xmlns:w16du="http://schemas.microsoft.com/office/word/2023/wordml/word16du" xmlns:w16sdtdh="http://schemas.microsoft.com/office/word/2020/wordml/sdtdatahash" xmlns:w16sdtfl="http://schemas.microsoft.com/office/word/2024/wordml/sdtformatlock" xmlns:w16se="http://schemas.microsoft.com/office/word/2015/wordml/symex" xmlns:wpg="http://schemas.microsoft.com/office/word/2010/wordprocessingGroup" xmlns:wpi="http://schemas.microsoft.com/office/word/2010/wordprocessingInk" xmlns:wne="http://schemas.microsoft.com/office/word/2006/wordml" xmlns:wps="http://schemas.microsoft.com/office/word/2010/wordprocessingShape" mc:Ignorable="w14 w15 w16se w16cid w16 w16cex w16sdtdh w16sdtfl w16du wp14">
+<w:footnotes xmlns:wpc="http://schemas.microsoft.com/office/word/2010/wordprocessingCanvas" xmlns:cx="http://schemas.microsoft.com/office/drawing/2014/chartex" xmlns:cx1="http://schemas.microsoft.com/office/drawing/2015/9/8/chartex" xmlns:cx2="http://schemas.microsoft.com/office/drawing/2015/10/21/chartex" xmlns:cx3="http://schemas.microsoft.com/office/drawing/2016/5/9/chartex" xmlns:cx4="http://schemas.microsoft.com/office/drawing/2016/5/10/chartex" xmlns:cx5="http://schemas.microsoft.com/office/drawing/2016/5/11/chartex" xmlns:cx6="http://schemas.microsoft.com/office/drawing/2016/5/12/chartex" xmlns:cx7="http://schemas.microsoft.com/office/drawing/2016/5/13/chartex" xmlns:cx8="http://schemas.microsoft.com/office/drawing/2016/5/14/chartex" xmlns:mc="http://schemas.openxmlformats.org/markup-compatibility/2006" xmlns:aink="http://schemas.microsoft.com/office/drawing/2016/ink" xmlns:am3d="http://schemas.microsoft.com/office/drawing/2017/model3d" xmlns:o="urn:schemas-microsoft-com:office:office" xmlns:oel="http://schemas.microsoft.com/office/2019/extlst" xmlns:r="http://schemas.openxmlformats.org/officeDocument/2006/relationships" xmlns:m="http://schemas.openxmlformats.org/officeDocument/2006/math" xmlns:v="urn:schemas-microsoft-com:vml" xmlns:wp14="http://schemas.microsoft.com/office/word/2010/wordprocessingDrawing" xmlns:wp="http://schemas.openxmlformats.org/drawingml/2006/wordprocessingDrawing" xmlns:w10="urn:schemas-microsoft-com:office:word" xmlns:w="http://schemas.openxmlformats.org/wordprocessingml/2006/main" xmlns:w14="http://schemas.microsoft.com/office/word/2010/wordml" xmlns:w15="http://schemas.microsoft.com/office/word/2012/wordml" xmlns:w16cei="http://schemas.microsoft.com/office/word/2026/wordml/cei" xmlns:w16cex="http://schemas.microsoft.com/office/word/2018/wordml/cex" xmlns:w16cid="http://schemas.microsoft.com/office/word/2016/wordml/cid" xmlns:w16="http://schemas.microsoft.com/office/word/2018/wordml" xmlns:w16du="http://schemas.microsoft.com/office/word/2023/wordml/word16du" xmlns:w16sdtdh="http://schemas.microsoft.com/office/word/2020/wordml/sdtdatahash" xmlns:w16sdtfl="http://schemas.microsoft.com/office/word/2024/wordml/sdtformatlock" xmlns:w16se="http://schemas.microsoft.com/office/word/2015/wordml/symex" xmlns:wpg="http://schemas.microsoft.com/office/word/2010/wordprocessingGroup" xmlns:wpi="http://schemas.microsoft.com/office/word/2010/wordprocessingInk" xmlns:wne="http://schemas.microsoft.com/office/word/2006/wordml" xmlns:wps="http://schemas.microsoft.com/office/word/2010/wordprocessingShape" mc:Ignorable="w14 w15 w16se w16cid w16 w16cex w16sdtdh w16sdtfl w16du wp14">
   <w:footnote w:type="separator" w:id="-1">
     <w:p>
       <w:pPr>
@@ -2678,7 +2651,7 @@
 </file>
 
 <file path=word/header1.xml><?xml version="1.0" encoding="utf-8"?>
-<w:hdr xmlns:wpc="http://schemas.microsoft.com/office/word/2010/wordprocessingCanvas" xmlns:cx="http://schemas.microsoft.com/office/drawing/2014/chartex" xmlns:cx1="http://schemas.microsoft.com/office/drawing/2015/9/8/chartex" xmlns:cx2="http://schemas.microsoft.com/office/drawing/2015/10/21/chartex" xmlns:cx3="http://schemas.microsoft.com/office/drawing/2016/5/9/chartex" xmlns:cx4="http://schemas.microsoft.com/office/drawing/2016/5/10/chartex" xmlns:cx5="http://schemas.microsoft.com/office/drawing/2016/5/11/chartex" xmlns:cx6="http://schemas.microsoft.com/office/drawing/2016/5/12/chartex" xmlns:cx7="http://schemas.microsoft.com/office/drawing/2016/5/13/chartex" xmlns:cx8="http://schemas.microsoft.com/office/drawing/2016/5/14/chartex" xmlns:mc="http://schemas.openxmlformats.org/markup-compatibility/2006" xmlns:aink="http://schemas.microsoft.com/office/drawing/2016/ink" xmlns:am3d="http://schemas.microsoft.com/office/drawing/2017/model3d" xmlns:o="urn:schemas-microsoft-com:office:office" xmlns:oel="http://schemas.microsoft.com/office/2019/extlst" xmlns:r="http://schemas.openxmlformats.org/officeDocument/2006/relationships" xmlns:m="http://schemas.openxmlformats.org/officeDocument/2006/math" xmlns:v="urn:schemas-microsoft-com:vml" xmlns:wp14="http://schemas.microsoft.com/office/word/2010/wordprocessingDrawing" xmlns:wp="http://schemas.openxmlformats.org/drawingml/2006/wordprocessingDrawing" xmlns:w10="urn:schemas-microsoft-com:office:word" xmlns:w="http://schemas.openxmlformats.org/wordprocessingml/2006/main" xmlns:w14="http://schemas.microsoft.com/office/word/2010/wordml" xmlns:w15="http://schemas.microsoft.com/office/word/2012/wordml" xmlns:w16cex="http://schemas.microsoft.com/office/word/2018/wordml/cex" xmlns:w16cid="http://schemas.microsoft.com/office/word/2016/wordml/cid" xmlns:w16="http://schemas.microsoft.com/office/word/2018/wordml" xmlns:w16du="http://schemas.microsoft.com/office/word/2023/wordml/word16du" xmlns:w16sdtdh="http://schemas.microsoft.com/office/word/2020/wordml/sdtdatahash" xmlns:w16sdtfl="http://schemas.microsoft.com/office/word/2024/wordml/sdtformatlock" xmlns:w16se="http://schemas.microsoft.com/office/word/2015/wordml/symex" xmlns:wpg="http://schemas.microsoft.com/office/word/2010/wordprocessingGroup" xmlns:wpi="http://schemas.microsoft.com/office/word/2010/wordprocessingInk" xmlns:wne="http://schemas.microsoft.com/office/word/2006/wordml" xmlns:wps="http://schemas.microsoft.com/office/word/2010/wordprocessingShape" mc:Ignorable="w14 w15 w16se w16cid w16 w16cex w16sdtdh w16sdtfl w16du wp14">
+<w:hdr xmlns:wpc="http://schemas.microsoft.com/office/word/2010/wordprocessingCanvas" xmlns:cx="http://schemas.microsoft.com/office/drawing/2014/chartex" xmlns:cx1="http://schemas.microsoft.com/office/drawing/2015/9/8/chartex" xmlns:cx2="http://schemas.microsoft.com/office/drawing/2015/10/21/chartex" xmlns:cx3="http://schemas.microsoft.com/office/drawing/2016/5/9/chartex" xmlns:cx4="http://schemas.microsoft.com/office/drawing/2016/5/10/chartex" xmlns:cx5="http://schemas.microsoft.com/office/drawing/2016/5/11/chartex" xmlns:cx6="http://schemas.microsoft.com/office/drawing/2016/5/12/chartex" xmlns:cx7="http://schemas.microsoft.com/office/drawing/2016/5/13/chartex" xmlns:cx8="http://schemas.microsoft.com/office/drawing/2016/5/14/chartex" xmlns:mc="http://schemas.openxmlformats.org/markup-compatibility/2006" xmlns:aink="http://schemas.microsoft.com/office/drawing/2016/ink" xmlns:am3d="http://schemas.microsoft.com/office/drawing/2017/model3d" xmlns:o="urn:schemas-microsoft-com:office:office" xmlns:oel="http://schemas.microsoft.com/office/2019/extlst" xmlns:r="http://schemas.openxmlformats.org/officeDocument/2006/relationships" xmlns:m="http://schemas.openxmlformats.org/officeDocument/2006/math" xmlns:v="urn:schemas-microsoft-com:vml" xmlns:wp14="http://schemas.microsoft.com/office/word/2010/wordprocessingDrawing" xmlns:wp="http://schemas.openxmlformats.org/drawingml/2006/wordprocessingDrawing" xmlns:w10="urn:schemas-microsoft-com:office:word" xmlns:w="http://schemas.openxmlformats.org/wordprocessingml/2006/main" xmlns:w14="http://schemas.microsoft.com/office/word/2010/wordml" xmlns:w15="http://schemas.microsoft.com/office/word/2012/wordml" xmlns:w16cei="http://schemas.microsoft.com/office/word/2026/wordml/cei" xmlns:w16cex="http://schemas.microsoft.com/office/word/2018/wordml/cex" xmlns:w16cid="http://schemas.microsoft.com/office/word/2016/wordml/cid" xmlns:w16="http://schemas.microsoft.com/office/word/2018/wordml" xmlns:w16du="http://schemas.microsoft.com/office/word/2023/wordml/word16du" xmlns:w16sdtdh="http://schemas.microsoft.com/office/word/2020/wordml/sdtdatahash" xmlns:w16sdtfl="http://schemas.microsoft.com/office/word/2024/wordml/sdtformatlock" xmlns:w16se="http://schemas.microsoft.com/office/word/2015/wordml/symex" xmlns:wpg="http://schemas.microsoft.com/office/word/2010/wordprocessingGroup" xmlns:wpi="http://schemas.microsoft.com/office/word/2010/wordprocessingInk" xmlns:wne="http://schemas.microsoft.com/office/word/2006/wordml" xmlns:wps="http://schemas.microsoft.com/office/word/2010/wordprocessingShape" mc:Ignorable="w14 w15 w16se w16cid w16 w16cex w16sdtdh w16sdtfl w16du wp14">
   <w:tbl>
     <w:tblPr>
       <w:tblW w:w="0" w:type="auto"/>
@@ -2700,7 +2673,7 @@
         </w:tcPr>
         <w:p>
           <w:pPr>
-            <w:pStyle w:val="Header"/>
+            <w:pStyle w:val="Intestazione"/>
             <w:ind w:left="-115"/>
           </w:pPr>
         </w:p>
@@ -2711,7 +2684,7 @@
         </w:tcPr>
         <w:p>
           <w:pPr>
-            <w:pStyle w:val="Header"/>
+            <w:pStyle w:val="Intestazione"/>
             <w:jc w:val="center"/>
           </w:pPr>
         </w:p>
@@ -2722,7 +2695,7 @@
         </w:tcPr>
         <w:p>
           <w:pPr>
-            <w:pStyle w:val="Header"/>
+            <w:pStyle w:val="Intestazione"/>
             <w:ind w:right="-115"/>
             <w:jc w:val="right"/>
           </w:pPr>
@@ -2732,14 +2705,14 @@
   </w:tbl>
   <w:p>
     <w:pPr>
-      <w:pStyle w:val="Header"/>
+      <w:pStyle w:val="Intestazione"/>
     </w:pPr>
   </w:p>
 </w:hdr>
 </file>
 
 <file path=word/numbering.xml><?xml version="1.0" encoding="utf-8"?>
-<w:numbering xmlns:wpc="http://schemas.microsoft.com/office/word/2010/wordprocessingCanvas" xmlns:cx="http://schemas.microsoft.com/office/drawing/2014/chartex" xmlns:cx1="http://schemas.microsoft.com/office/drawing/2015/9/8/chartex" xmlns:cx2="http://schemas.microsoft.com/office/drawing/2015/10/21/chartex" xmlns:cx3="http://schemas.microsoft.com/office/drawing/2016/5/9/chartex" xmlns:cx4="http://schemas.microsoft.com/office/drawing/2016/5/10/chartex" xmlns:cx5="http://schemas.microsoft.com/office/drawing/2016/5/11/chartex" xmlns:cx6="http://schemas.microsoft.com/office/drawing/2016/5/12/chartex" xmlns:cx7="http://schemas.microsoft.com/office/drawing/2016/5/13/chartex" xmlns:cx8="http://schemas.microsoft.com/office/drawing/2016/5/14/chartex" xmlns:mc="http://schemas.openxmlformats.org/markup-compatibility/2006" xmlns:aink="http://schemas.microsoft.com/office/drawing/2016/ink" xmlns:am3d="http://schemas.microsoft.com/office/drawing/2017/model3d" xmlns:o="urn:schemas-microsoft-com:office:office" xmlns:oel="http://schemas.microsoft.com/office/2019/extlst" xmlns:r="http://schemas.openxmlformats.org/officeDocument/2006/relationships" xmlns:m="http://schemas.openxmlformats.org/officeDocument/2006/math" xmlns:v="urn:schemas-microsoft-com:vml" xmlns:wp14="http://schemas.microsoft.com/office/word/2010/wordprocessingDrawing" xmlns:wp="http://schemas.openxmlformats.org/drawingml/2006/wordprocessingDrawing" xmlns:w10="urn:schemas-microsoft-com:office:word" xmlns:w="http://schemas.openxmlformats.org/wordprocessingml/2006/main" xmlns:w14="http://schemas.microsoft.com/office/word/2010/wordml" xmlns:w15="http://schemas.microsoft.com/office/word/2012/wordml" xmlns:w16cex="http://schemas.microsoft.com/office/word/2018/wordml/cex" xmlns:w16cid="http://schemas.microsoft.com/office/word/2016/wordml/cid" xmlns:w16="http://schemas.microsoft.com/office/word/2018/wordml" xmlns:w16du="http://schemas.microsoft.com/office/word/2023/wordml/word16du" xmlns:w16sdtdh="http://schemas.microsoft.com/office/word/2020/wordml/sdtdatahash" xmlns:w16sdtfl="http://schemas.microsoft.com/office/word/2024/wordml/sdtformatlock" xmlns:w16se="http://schemas.microsoft.com/office/word/2015/wordml/symex" xmlns:wpg="http://schemas.microsoft.com/office/word/2010/wordprocessingGroup" xmlns:wpi="http://schemas.microsoft.com/office/word/2010/wordprocessingInk" xmlns:wne="http://schemas.microsoft.com/office/word/2006/wordml" xmlns:wps="http://schemas.microsoft.com/office/word/2010/wordprocessingShape" mc:Ignorable="w14 w15 w16se w16cid w16 w16cex w16sdtdh w16sdtfl w16du wp14">
+<w:numbering xmlns:wpc="http://schemas.microsoft.com/office/word/2010/wordprocessingCanvas" xmlns:cx="http://schemas.microsoft.com/office/drawing/2014/chartex" xmlns:cx1="http://schemas.microsoft.com/office/drawing/2015/9/8/chartex" xmlns:cx2="http://schemas.microsoft.com/office/drawing/2015/10/21/chartex" xmlns:cx3="http://schemas.microsoft.com/office/drawing/2016/5/9/chartex" xmlns:cx4="http://schemas.microsoft.com/office/drawing/2016/5/10/chartex" xmlns:cx5="http://schemas.microsoft.com/office/drawing/2016/5/11/chartex" xmlns:cx6="http://schemas.microsoft.com/office/drawing/2016/5/12/chartex" xmlns:cx7="http://schemas.microsoft.com/office/drawing/2016/5/13/chartex" xmlns:cx8="http://schemas.microsoft.com/office/drawing/2016/5/14/chartex" xmlns:mc="http://schemas.openxmlformats.org/markup-compatibility/2006" xmlns:aink="http://schemas.microsoft.com/office/drawing/2016/ink" xmlns:am3d="http://schemas.microsoft.com/office/drawing/2017/model3d" xmlns:o="urn:schemas-microsoft-com:office:office" xmlns:oel="http://schemas.microsoft.com/office/2019/extlst" xmlns:r="http://schemas.openxmlformats.org/officeDocument/2006/relationships" xmlns:m="http://schemas.openxmlformats.org/officeDocument/2006/math" xmlns:v="urn:schemas-microsoft-com:vml" xmlns:wp14="http://schemas.microsoft.com/office/word/2010/wordprocessingDrawing" xmlns:wp="http://schemas.openxmlformats.org/drawingml/2006/wordprocessingDrawing" xmlns:w10="urn:schemas-microsoft-com:office:word" xmlns:w="http://schemas.openxmlformats.org/wordprocessingml/2006/main" xmlns:w14="http://schemas.microsoft.com/office/word/2010/wordml" xmlns:w15="http://schemas.microsoft.com/office/word/2012/wordml" xmlns:w16cei="http://schemas.microsoft.com/office/word/2026/wordml/cei" xmlns:w16cex="http://schemas.microsoft.com/office/word/2018/wordml/cex" xmlns:w16cid="http://schemas.microsoft.com/office/word/2016/wordml/cid" xmlns:w16="http://schemas.microsoft.com/office/word/2018/wordml" xmlns:w16du="http://schemas.microsoft.com/office/word/2023/wordml/word16du" xmlns:w16sdtdh="http://schemas.microsoft.com/office/word/2020/wordml/sdtdatahash" xmlns:w16sdtfl="http://schemas.microsoft.com/office/word/2024/wordml/sdtformatlock" xmlns:w16se="http://schemas.microsoft.com/office/word/2015/wordml/symex" xmlns:wpg="http://schemas.microsoft.com/office/word/2010/wordprocessingGroup" xmlns:wpi="http://schemas.microsoft.com/office/word/2010/wordprocessingInk" xmlns:wne="http://schemas.microsoft.com/office/word/2006/wordml" xmlns:wps="http://schemas.microsoft.com/office/word/2010/wordprocessingShape" mc:Ignorable="w14 w15 w16se w16cid w16 w16cex w16sdtdh w16sdtfl w16du wp14">
   <w:abstractNum w:abstractNumId="0" w15:restartNumberingAfterBreak="0">
     <w:nsid w:val="0D077364"/>
     <w:multiLevelType w:val="hybridMultilevel"/>
@@ -2752,7 +2725,7 @@
         <w:ind w:left="720" w:hanging="360"/>
       </w:pPr>
       <w:rPr>
-        <w:rFonts w:hint="default" w:ascii="Calibri" w:hAnsi="Calibri" w:cs="Calibri" w:eastAsiaTheme="minorHAnsi"/>
+        <w:rFonts w:ascii="Calibri" w:eastAsiaTheme="minorHAnsi" w:hAnsi="Calibri" w:cs="Calibri" w:hint="default"/>
       </w:rPr>
     </w:lvl>
     <w:lvl w:ilvl="1" w:tplc="04100003" w:tentative="1">
@@ -2764,7 +2737,7 @@
         <w:ind w:left="1440" w:hanging="360"/>
       </w:pPr>
       <w:rPr>
-        <w:rFonts w:hint="default" w:ascii="Courier New" w:hAnsi="Courier New" w:cs="Courier New"/>
+        <w:rFonts w:ascii="Courier New" w:hAnsi="Courier New" w:cs="Courier New" w:hint="default"/>
       </w:rPr>
     </w:lvl>
     <w:lvl w:ilvl="2" w:tplc="04100005" w:tentative="1">
@@ -2776,7 +2749,7 @@
         <w:ind w:left="2160" w:hanging="360"/>
       </w:pPr>
       <w:rPr>
-        <w:rFonts w:hint="default" w:ascii="Wingdings" w:hAnsi="Wingdings"/>
+        <w:rFonts w:ascii="Wingdings" w:hAnsi="Wingdings" w:hint="default"/>
       </w:rPr>
     </w:lvl>
     <w:lvl w:ilvl="3" w:tplc="04100001" w:tentative="1">
@@ -2788,7 +2761,7 @@
         <w:ind w:left="2880" w:hanging="360"/>
       </w:pPr>
       <w:rPr>
-        <w:rFonts w:hint="default" w:ascii="Symbol" w:hAnsi="Symbol"/>
+        <w:rFonts w:ascii="Symbol" w:hAnsi="Symbol" w:hint="default"/>
       </w:rPr>
     </w:lvl>
     <w:lvl w:ilvl="4" w:tplc="04100003" w:tentative="1">
@@ -2800,7 +2773,7 @@
         <w:ind w:left="3600" w:hanging="360"/>
       </w:pPr>
       <w:rPr>
-        <w:rFonts w:hint="default" w:ascii="Courier New" w:hAnsi="Courier New" w:cs="Courier New"/>
+        <w:rFonts w:ascii="Courier New" w:hAnsi="Courier New" w:cs="Courier New" w:hint="default"/>
       </w:rPr>
     </w:lvl>
     <w:lvl w:ilvl="5" w:tplc="04100005" w:tentative="1">
@@ -2812,7 +2785,7 @@
         <w:ind w:left="4320" w:hanging="360"/>
       </w:pPr>
       <w:rPr>
-        <w:rFonts w:hint="default" w:ascii="Wingdings" w:hAnsi="Wingdings"/>
+        <w:rFonts w:ascii="Wingdings" w:hAnsi="Wingdings" w:hint="default"/>
       </w:rPr>
     </w:lvl>
     <w:lvl w:ilvl="6" w:tplc="04100001" w:tentative="1">
@@ -2824,7 +2797,7 @@
         <w:ind w:left="5040" w:hanging="360"/>
       </w:pPr>
       <w:rPr>
-        <w:rFonts w:hint="default" w:ascii="Symbol" w:hAnsi="Symbol"/>
+        <w:rFonts w:ascii="Symbol" w:hAnsi="Symbol" w:hint="default"/>
       </w:rPr>
     </w:lvl>
     <w:lvl w:ilvl="7" w:tplc="04100003" w:tentative="1">
@@ -2836,7 +2809,7 @@
         <w:ind w:left="5760" w:hanging="360"/>
       </w:pPr>
       <w:rPr>
-        <w:rFonts w:hint="default" w:ascii="Courier New" w:hAnsi="Courier New" w:cs="Courier New"/>
+        <w:rFonts w:ascii="Courier New" w:hAnsi="Courier New" w:cs="Courier New" w:hint="default"/>
       </w:rPr>
     </w:lvl>
     <w:lvl w:ilvl="8" w:tplc="04100005" w:tentative="1">
@@ -2848,7 +2821,7 @@
         <w:ind w:left="6480" w:hanging="360"/>
       </w:pPr>
       <w:rPr>
-        <w:rFonts w:hint="default" w:ascii="Wingdings" w:hAnsi="Wingdings"/>
+        <w:rFonts w:ascii="Wingdings" w:hAnsi="Wingdings" w:hint="default"/>
       </w:rPr>
     </w:lvl>
   </w:abstractNum>
@@ -2865,7 +2838,7 @@
         <w:ind w:left="720" w:hanging="360"/>
       </w:pPr>
       <w:rPr>
-        <w:rFonts w:hint="default" w:ascii="Symbol" w:hAnsi="Symbol"/>
+        <w:rFonts w:ascii="Symbol" w:hAnsi="Symbol" w:hint="default"/>
       </w:rPr>
     </w:lvl>
     <w:lvl w:ilvl="1" w:tplc="04100003">
@@ -2877,7 +2850,7 @@
         <w:ind w:left="1440" w:hanging="360"/>
       </w:pPr>
       <w:rPr>
-        <w:rFonts w:hint="default" w:ascii="Courier New" w:hAnsi="Courier New" w:cs="Courier New"/>
+        <w:rFonts w:ascii="Courier New" w:hAnsi="Courier New" w:cs="Courier New" w:hint="default"/>
       </w:rPr>
     </w:lvl>
     <w:lvl w:ilvl="2" w:tplc="04100005" w:tentative="1">
@@ -2889,7 +2862,7 @@
         <w:ind w:left="2160" w:hanging="360"/>
       </w:pPr>
       <w:rPr>
-        <w:rFonts w:hint="default" w:ascii="Wingdings" w:hAnsi="Wingdings"/>
+        <w:rFonts w:ascii="Wingdings" w:hAnsi="Wingdings" w:hint="default"/>
       </w:rPr>
     </w:lvl>
     <w:lvl w:ilvl="3" w:tplc="04100001" w:tentative="1">
@@ -2901,7 +2874,7 @@
         <w:ind w:left="2880" w:hanging="360"/>
       </w:pPr>
       <w:rPr>
-        <w:rFonts w:hint="default" w:ascii="Symbol" w:hAnsi="Symbol"/>
+        <w:rFonts w:ascii="Symbol" w:hAnsi="Symbol" w:hint="default"/>
       </w:rPr>
     </w:lvl>
     <w:lvl w:ilvl="4" w:tplc="04100003" w:tentative="1">
@@ -2913,7 +2886,7 @@
         <w:ind w:left="3600" w:hanging="360"/>
       </w:pPr>
       <w:rPr>
-        <w:rFonts w:hint="default" w:ascii="Courier New" w:hAnsi="Courier New" w:cs="Courier New"/>
+        <w:rFonts w:ascii="Courier New" w:hAnsi="Courier New" w:cs="Courier New" w:hint="default"/>
       </w:rPr>
     </w:lvl>
     <w:lvl w:ilvl="5" w:tplc="04100005" w:tentative="1">
@@ -2925,7 +2898,7 @@
         <w:ind w:left="4320" w:hanging="360"/>
       </w:pPr>
       <w:rPr>
-        <w:rFonts w:hint="default" w:ascii="Wingdings" w:hAnsi="Wingdings"/>
+        <w:rFonts w:ascii="Wingdings" w:hAnsi="Wingdings" w:hint="default"/>
       </w:rPr>
     </w:lvl>
     <w:lvl w:ilvl="6" w:tplc="04100001" w:tentative="1">
@@ -2937,7 +2910,7 @@
         <w:ind w:left="5040" w:hanging="360"/>
       </w:pPr>
       <w:rPr>
-        <w:rFonts w:hint="default" w:ascii="Symbol" w:hAnsi="Symbol"/>
+        <w:rFonts w:ascii="Symbol" w:hAnsi="Symbol" w:hint="default"/>
       </w:rPr>
     </w:lvl>
     <w:lvl w:ilvl="7" w:tplc="04100003" w:tentative="1">
@@ -2949,7 +2922,7 @@
         <w:ind w:left="5760" w:hanging="360"/>
       </w:pPr>
       <w:rPr>
-        <w:rFonts w:hint="default" w:ascii="Courier New" w:hAnsi="Courier New" w:cs="Courier New"/>
+        <w:rFonts w:ascii="Courier New" w:hAnsi="Courier New" w:cs="Courier New" w:hint="default"/>
       </w:rPr>
     </w:lvl>
     <w:lvl w:ilvl="8" w:tplc="04100005" w:tentative="1">
@@ -2961,7 +2934,7 @@
         <w:ind w:left="6480" w:hanging="360"/>
       </w:pPr>
       <w:rPr>
-        <w:rFonts w:hint="default" w:ascii="Wingdings" w:hAnsi="Wingdings"/>
+        <w:rFonts w:ascii="Wingdings" w:hAnsi="Wingdings" w:hint="default"/>
       </w:rPr>
     </w:lvl>
   </w:abstractNum>
@@ -2979,7 +2952,7 @@
   <w:docDefaults>
     <w:rPrDefault>
       <w:rPr>
-        <w:rFonts w:asciiTheme="minorHAnsi" w:hAnsiTheme="minorHAnsi" w:eastAsiaTheme="minorHAnsi" w:cstheme="minorBidi"/>
+        <w:rFonts w:asciiTheme="minorHAnsi" w:eastAsiaTheme="minorHAnsi" w:hAnsiTheme="minorHAnsi" w:cstheme="minorBidi"/>
         <w:sz w:val="22"/>
         <w:szCs w:val="22"/>
         <w:lang w:val="en-US" w:eastAsia="en-US" w:bidi="ar-SA"/>
@@ -2994,14 +2967,14 @@
   <w:latentStyles w:defLockedState="0" w:defUIPriority="99" w:defSemiHidden="0" w:defUnhideWhenUsed="0" w:defQFormat="0" w:count="376">
     <w:lsdException w:name="Normal" w:uiPriority="0" w:qFormat="1"/>
     <w:lsdException w:name="heading 1" w:uiPriority="9" w:qFormat="1"/>
-    <w:lsdException w:name="heading 2" w:uiPriority="9" w:semiHidden="1" w:unhideWhenUsed="1" w:qFormat="1"/>
-    <w:lsdException w:name="heading 3" w:uiPriority="9" w:semiHidden="1" w:unhideWhenUsed="1" w:qFormat="1"/>
-    <w:lsdException w:name="heading 4" w:uiPriority="9" w:semiHidden="1" w:unhideWhenUsed="1" w:qFormat="1"/>
-    <w:lsdException w:name="heading 5" w:uiPriority="9" w:semiHidden="1" w:unhideWhenUsed="1" w:qFormat="1"/>
-    <w:lsdException w:name="heading 6" w:uiPriority="9" w:semiHidden="1" w:unhideWhenUsed="1" w:qFormat="1"/>
-    <w:lsdException w:name="heading 7" w:uiPriority="9" w:semiHidden="1" w:unhideWhenUsed="1" w:qFormat="1"/>
-    <w:lsdException w:name="heading 8" w:uiPriority="9" w:semiHidden="1" w:unhideWhenUsed="1" w:qFormat="1"/>
-    <w:lsdException w:name="heading 9" w:uiPriority="9" w:semiHidden="1" w:unhideWhenUsed="1" w:qFormat="1"/>
+    <w:lsdException w:name="heading 2" w:semiHidden="1" w:uiPriority="9" w:unhideWhenUsed="1" w:qFormat="1"/>
+    <w:lsdException w:name="heading 3" w:semiHidden="1" w:uiPriority="9" w:unhideWhenUsed="1" w:qFormat="1"/>
+    <w:lsdException w:name="heading 4" w:semiHidden="1" w:uiPriority="9" w:unhideWhenUsed="1" w:qFormat="1"/>
+    <w:lsdException w:name="heading 5" w:semiHidden="1" w:uiPriority="9" w:unhideWhenUsed="1" w:qFormat="1"/>
+    <w:lsdException w:name="heading 6" w:semiHidden="1" w:uiPriority="9" w:unhideWhenUsed="1" w:qFormat="1"/>
+    <w:lsdException w:name="heading 7" w:semiHidden="1" w:uiPriority="9" w:unhideWhenUsed="1" w:qFormat="1"/>
+    <w:lsdException w:name="heading 8" w:semiHidden="1" w:uiPriority="9" w:unhideWhenUsed="1" w:qFormat="1"/>
+    <w:lsdException w:name="heading 9" w:semiHidden="1" w:uiPriority="9" w:unhideWhenUsed="1" w:qFormat="1"/>
     <w:lsdException w:name="index 1" w:semiHidden="1" w:unhideWhenUsed="1"/>
     <w:lsdException w:name="index 2" w:semiHidden="1" w:unhideWhenUsed="1"/>
     <w:lsdException w:name="index 3" w:semiHidden="1" w:unhideWhenUsed="1"/>
@@ -3011,22 +2984,22 @@
     <w:lsdException w:name="index 7" w:semiHidden="1" w:unhideWhenUsed="1"/>
     <w:lsdException w:name="index 8" w:semiHidden="1" w:unhideWhenUsed="1"/>
     <w:lsdException w:name="index 9" w:semiHidden="1" w:unhideWhenUsed="1"/>
-    <w:lsdException w:name="toc 1" w:uiPriority="39" w:semiHidden="1" w:unhideWhenUsed="1"/>
-    <w:lsdException w:name="toc 2" w:uiPriority="39" w:semiHidden="1" w:unhideWhenUsed="1"/>
-    <w:lsdException w:name="toc 3" w:uiPriority="39" w:semiHidden="1" w:unhideWhenUsed="1"/>
-    <w:lsdException w:name="toc 4" w:uiPriority="39" w:semiHidden="1" w:unhideWhenUsed="1"/>
-    <w:lsdException w:name="toc 5" w:uiPriority="39" w:semiHidden="1" w:unhideWhenUsed="1"/>
-    <w:lsdException w:name="toc 6" w:uiPriority="39" w:semiHidden="1" w:unhideWhenUsed="1"/>
-    <w:lsdException w:name="toc 7" w:uiPriority="39" w:semiHidden="1" w:unhideWhenUsed="1"/>
-    <w:lsdException w:name="toc 8" w:uiPriority="39" w:semiHidden="1" w:unhideWhenUsed="1"/>
-    <w:lsdException w:name="toc 9" w:uiPriority="39" w:semiHidden="1" w:unhideWhenUsed="1"/>
+    <w:lsdException w:name="toc 1" w:semiHidden="1" w:uiPriority="39" w:unhideWhenUsed="1"/>
+    <w:lsdException w:name="toc 2" w:semiHidden="1" w:uiPriority="39" w:unhideWhenUsed="1"/>
+    <w:lsdException w:name="toc 3" w:semiHidden="1" w:uiPriority="39" w:unhideWhenUsed="1"/>
+    <w:lsdException w:name="toc 4" w:semiHidden="1" w:uiPriority="39" w:unhideWhenUsed="1"/>
+    <w:lsdException w:name="toc 5" w:semiHidden="1" w:uiPriority="39" w:unhideWhenUsed="1"/>
+    <w:lsdException w:name="toc 6" w:semiHidden="1" w:uiPriority="39" w:unhideWhenUsed="1"/>
+    <w:lsdException w:name="toc 7" w:semiHidden="1" w:uiPriority="39" w:unhideWhenUsed="1"/>
+    <w:lsdException w:name="toc 8" w:semiHidden="1" w:uiPriority="39" w:unhideWhenUsed="1"/>
+    <w:lsdException w:name="toc 9" w:semiHidden="1" w:uiPriority="39" w:unhideWhenUsed="1"/>
     <w:lsdException w:name="Normal Indent" w:semiHidden="1" w:unhideWhenUsed="1"/>
     <w:lsdException w:name="footnote text" w:semiHidden="1" w:unhideWhenUsed="1"/>
     <w:lsdException w:name="annotation text" w:semiHidden="1" w:unhideWhenUsed="1"/>
     <w:lsdException w:name="header" w:semiHidden="1" w:unhideWhenUsed="1"/>
     <w:lsdException w:name="footer" w:semiHidden="1" w:unhideWhenUsed="1"/>
     <w:lsdException w:name="index heading" w:semiHidden="1" w:unhideWhenUsed="1"/>
-    <w:lsdException w:name="caption" w:uiPriority="35" w:semiHidden="1" w:unhideWhenUsed="1" w:qFormat="1"/>
+    <w:lsdException w:name="caption" w:semiHidden="1" w:uiPriority="35" w:unhideWhenUsed="1" w:qFormat="1"/>
     <w:lsdException w:name="table of figures" w:semiHidden="1" w:unhideWhenUsed="1"/>
     <w:lsdException w:name="envelope address" w:semiHidden="1" w:unhideWhenUsed="1"/>
     <w:lsdException w:name="envelope return" w:semiHidden="1" w:unhideWhenUsed="1"/>
@@ -3057,7 +3030,7 @@
     <w:lsdException w:name="Title" w:uiPriority="10" w:qFormat="1"/>
     <w:lsdException w:name="Closing" w:semiHidden="1" w:unhideWhenUsed="1"/>
     <w:lsdException w:name="Signature" w:semiHidden="1" w:unhideWhenUsed="1"/>
-    <w:lsdException w:name="Default Paragraph Font" w:uiPriority="1" w:semiHidden="1" w:unhideWhenUsed="1"/>
+    <w:lsdException w:name="Default Paragraph Font" w:semiHidden="1" w:uiPriority="1" w:unhideWhenUsed="1"/>
     <w:lsdException w:name="Body Text" w:semiHidden="1" w:unhideWhenUsed="1"/>
     <w:lsdException w:name="Body Text Indent" w:semiHidden="1" w:unhideWhenUsed="1"/>
     <w:lsdException w:name="List Continue" w:semiHidden="1" w:unhideWhenUsed="1"/>
@@ -3257,8 +3230,8 @@
     <w:lsdException w:name="Subtle Reference" w:uiPriority="31" w:qFormat="1"/>
     <w:lsdException w:name="Intense Reference" w:uiPriority="32" w:qFormat="1"/>
     <w:lsdException w:name="Book Title" w:uiPriority="33" w:qFormat="1"/>
-    <w:lsdException w:name="Bibliography" w:uiPriority="37" w:semiHidden="1" w:unhideWhenUsed="1"/>
-    <w:lsdException w:name="TOC Heading" w:uiPriority="39" w:semiHidden="1" w:unhideWhenUsed="1" w:qFormat="1"/>
+    <w:lsdException w:name="Bibliography" w:semiHidden="1" w:uiPriority="37" w:unhideWhenUsed="1"/>
+    <w:lsdException w:name="TOC Heading" w:semiHidden="1" w:uiPriority="39" w:unhideWhenUsed="1" w:qFormat="1"/>
     <w:lsdException w:name="Plain Table 1" w:uiPriority="41"/>
     <w:lsdException w:name="Plain Table 2" w:uiPriority="42"/>
     <w:lsdException w:name="Plain Table 3" w:uiPriority="43"/>
@@ -3369,7 +3342,7 @@
     <w:lsdException w:name="Unresolved Mention" w:semiHidden="1" w:unhideWhenUsed="1"/>
     <w:lsdException w:name="Smart Link" w:semiHidden="1" w:unhideWhenUsed="1"/>
   </w:latentStyles>
-  <w:style w:type="paragraph" w:styleId="Normal" w:default="1">
+  <w:style w:type="paragraph" w:default="1" w:styleId="Normale">
     <w:name w:val="Normal"/>
     <w:qFormat/>
     <w:rsid w:val="00BF76BD"/>
@@ -3380,11 +3353,11 @@
       <w:lang w:val="it-IT"/>
     </w:rPr>
   </w:style>
-  <w:style w:type="paragraph" w:styleId="Heading1">
+  <w:style w:type="paragraph" w:styleId="Titolo1">
     <w:name w:val="heading 1"/>
-    <w:basedOn w:val="Normal"/>
-    <w:next w:val="Normal"/>
-    <w:link w:val="Heading1Char"/>
+    <w:basedOn w:val="Normale"/>
+    <w:next w:val="Normale"/>
+    <w:link w:val="Titolo1Carattere"/>
     <w:uiPriority w:val="9"/>
     <w:qFormat/>
     <w:rsid w:val="00BF76BD"/>
@@ -3403,11 +3376,11 @@
       <w:u w:val="single"/>
     </w:rPr>
   </w:style>
-  <w:style w:type="paragraph" w:styleId="Heading2">
+  <w:style w:type="paragraph" w:styleId="Titolo2">
     <w:name w:val="heading 2"/>
-    <w:basedOn w:val="Normal"/>
-    <w:next w:val="Normal"/>
-    <w:link w:val="Heading2Char"/>
+    <w:basedOn w:val="Normale"/>
+    <w:next w:val="Normale"/>
+    <w:link w:val="Titolo2Carattere"/>
     <w:uiPriority w:val="9"/>
     <w:semiHidden/>
     <w:unhideWhenUsed/>
@@ -3426,11 +3399,11 @@
       <w:szCs w:val="26"/>
     </w:rPr>
   </w:style>
-  <w:style w:type="paragraph" w:styleId="Heading3">
+  <w:style w:type="paragraph" w:styleId="Titolo3">
     <w:name w:val="heading 3"/>
-    <w:basedOn w:val="Normal"/>
-    <w:next w:val="Normal"/>
-    <w:link w:val="Heading3Char"/>
+    <w:basedOn w:val="Normale"/>
+    <w:next w:val="Normale"/>
+    <w:link w:val="Titolo3Carattere"/>
     <w:uiPriority w:val="9"/>
     <w:unhideWhenUsed/>
     <w:qFormat/>
@@ -3448,12 +3421,12 @@
       <w:szCs w:val="24"/>
     </w:rPr>
   </w:style>
-  <w:style w:type="character" w:styleId="DefaultParagraphFont" w:default="1">
+  <w:style w:type="character" w:default="1" w:styleId="Carpredefinitoparagrafo">
     <w:name w:val="Default Paragraph Font"/>
     <w:uiPriority w:val="1"/>
     <w:unhideWhenUsed/>
   </w:style>
-  <w:style w:type="table" w:styleId="TableNormal" w:default="1">
+  <w:style w:type="table" w:default="1" w:styleId="Tabellanormale">
     <w:name w:val="Normal Table"/>
     <w:uiPriority w:val="99"/>
     <w:semiHidden/>
@@ -3468,16 +3441,16 @@
       </w:tblCellMar>
     </w:tblPr>
   </w:style>
-  <w:style w:type="numbering" w:styleId="NoList" w:default="1">
+  <w:style w:type="numbering" w:default="1" w:styleId="Nessunelenco">
     <w:name w:val="No List"/>
     <w:uiPriority w:val="99"/>
     <w:semiHidden/>
     <w:unhideWhenUsed/>
   </w:style>
-  <w:style w:type="character" w:styleId="Heading1Char" w:customStyle="1">
-    <w:name w:val="Heading 1 Char"/>
-    <w:basedOn w:val="DefaultParagraphFont"/>
-    <w:link w:val="Heading1"/>
+  <w:style w:type="character" w:customStyle="1" w:styleId="Titolo1Carattere">
+    <w:name w:val="Titolo 1 Carattere"/>
+    <w:basedOn w:val="Carpredefinitoparagrafo"/>
+    <w:link w:val="Titolo1"/>
     <w:uiPriority w:val="9"/>
     <w:rsid w:val="00BF76BD"/>
     <w:rPr>
@@ -3490,10 +3463,10 @@
       <w:lang w:val="it-IT"/>
     </w:rPr>
   </w:style>
-  <w:style w:type="character" w:styleId="Heading2Char" w:customStyle="1">
-    <w:name w:val="Heading 2 Char"/>
-    <w:basedOn w:val="DefaultParagraphFont"/>
-    <w:link w:val="Heading2"/>
+  <w:style w:type="character" w:customStyle="1" w:styleId="Titolo2Carattere">
+    <w:name w:val="Titolo 2 Carattere"/>
+    <w:basedOn w:val="Carpredefinitoparagrafo"/>
+    <w:link w:val="Titolo2"/>
     <w:uiPriority w:val="9"/>
     <w:semiHidden/>
     <w:rsid w:val="00BF76BD"/>
@@ -3505,10 +3478,10 @@
       <w:lang w:val="it-IT"/>
     </w:rPr>
   </w:style>
-  <w:style w:type="character" w:styleId="Heading3Char" w:customStyle="1">
-    <w:name w:val="Heading 3 Char"/>
-    <w:basedOn w:val="DefaultParagraphFont"/>
-    <w:link w:val="Heading3"/>
+  <w:style w:type="character" w:customStyle="1" w:styleId="Titolo3Carattere">
+    <w:name w:val="Titolo 3 Carattere"/>
+    <w:basedOn w:val="Carpredefinitoparagrafo"/>
+    <w:link w:val="Titolo3"/>
     <w:uiPriority w:val="9"/>
     <w:rsid w:val="00BF76BD"/>
     <w:rPr>
@@ -3519,11 +3492,11 @@
       <w:lang w:val="it-IT"/>
     </w:rPr>
   </w:style>
-  <w:style w:type="paragraph" w:styleId="ListParagraph">
+  <w:style w:type="paragraph" w:styleId="Paragrafoelenco">
     <w:name w:val="List Paragraph"/>
     <w:aliases w:val="Paragrafo elenco 2,Bullet List,FooterText,numbered,Paragraphe de liste1,Bulletr List Paragraph,列出段落,列出段落1,List Paragraph21,Listeafsnit1,Parágrafo da Lista1,Párrafo de lista1,リスト段落1,List Paragraph11,Foot,List Paragraph2,Bullet edison,lp1"/>
-    <w:basedOn w:val="Normal"/>
-    <w:link w:val="ListParagraphChar"/>
+    <w:basedOn w:val="Normale"/>
+    <w:link w:val="ParagrafoelencoCarattere"/>
     <w:uiPriority w:val="34"/>
     <w:qFormat/>
     <w:rsid w:val="00BF76BD"/>
@@ -3532,33 +3505,33 @@
       <w:contextualSpacing/>
     </w:pPr>
   </w:style>
-  <w:style w:type="paragraph" w:styleId="paragraph" w:customStyle="1">
+  <w:style w:type="paragraph" w:customStyle="1" w:styleId="paragraph">
     <w:name w:val="paragraph"/>
-    <w:basedOn w:val="Normal"/>
+    <w:basedOn w:val="Normale"/>
     <w:rsid w:val="00BF76BD"/>
     <w:pPr>
       <w:spacing w:before="100" w:beforeAutospacing="1" w:after="100" w:afterAutospacing="1" w:line="240" w:lineRule="auto"/>
     </w:pPr>
     <w:rPr>
-      <w:rFonts w:ascii="Times New Roman" w:hAnsi="Times New Roman" w:eastAsia="Times New Roman" w:cs="Times New Roman"/>
+      <w:rFonts w:ascii="Times New Roman" w:eastAsia="Times New Roman" w:hAnsi="Times New Roman" w:cs="Times New Roman"/>
       <w:sz w:val="24"/>
       <w:szCs w:val="24"/>
       <w:lang w:eastAsia="it-IT"/>
     </w:rPr>
   </w:style>
-  <w:style w:type="character" w:styleId="normaltextrun" w:customStyle="1">
+  <w:style w:type="character" w:customStyle="1" w:styleId="normaltextrun">
     <w:name w:val="normaltextrun"/>
-    <w:basedOn w:val="DefaultParagraphFont"/>
+    <w:basedOn w:val="Carpredefinitoparagrafo"/>
     <w:rsid w:val="00BF76BD"/>
   </w:style>
-  <w:style w:type="character" w:styleId="eop" w:customStyle="1">
+  <w:style w:type="character" w:customStyle="1" w:styleId="eop">
     <w:name w:val="eop"/>
-    <w:basedOn w:val="DefaultParagraphFont"/>
+    <w:basedOn w:val="Carpredefinitoparagrafo"/>
     <w:rsid w:val="00BF76BD"/>
   </w:style>
-  <w:style w:type="table" w:styleId="TableGrid">
+  <w:style w:type="table" w:styleId="Grigliatabella">
     <w:name w:val="Table Grid"/>
-    <w:basedOn w:val="TableNormal"/>
+    <w:basedOn w:val="Tabellanormale"/>
     <w:uiPriority w:val="59"/>
     <w:rsid w:val="00FB4123"/>
     <w:pPr>
@@ -3566,25 +3539,25 @@
     </w:pPr>
     <w:tblPr>
       <w:tblBorders>
-        <w:top w:val="single" w:color="000000" w:themeColor="text1" w:sz="4" w:space="0"/>
-        <w:left w:val="single" w:color="000000" w:themeColor="text1" w:sz="4" w:space="0"/>
-        <w:bottom w:val="single" w:color="000000" w:themeColor="text1" w:sz="4" w:space="0"/>
-        <w:right w:val="single" w:color="000000" w:themeColor="text1" w:sz="4" w:space="0"/>
-        <w:insideH w:val="single" w:color="000000" w:themeColor="text1" w:sz="4" w:space="0"/>
-        <w:insideV w:val="single" w:color="000000" w:themeColor="text1" w:sz="4" w:space="0"/>
+        <w:top w:val="single" w:sz="4" w:space="0" w:color="000000" w:themeColor="text1"/>
+        <w:left w:val="single" w:sz="4" w:space="0" w:color="000000" w:themeColor="text1"/>
+        <w:bottom w:val="single" w:sz="4" w:space="0" w:color="000000" w:themeColor="text1"/>
+        <w:right w:val="single" w:sz="4" w:space="0" w:color="000000" w:themeColor="text1"/>
+        <w:insideH w:val="single" w:sz="4" w:space="0" w:color="000000" w:themeColor="text1"/>
+        <w:insideV w:val="single" w:sz="4" w:space="0" w:color="000000" w:themeColor="text1"/>
       </w:tblBorders>
     </w:tblPr>
   </w:style>
-  <w:style w:type="character" w:styleId="HeaderChar" w:customStyle="1">
-    <w:name w:val="Header Char"/>
-    <w:basedOn w:val="DefaultParagraphFont"/>
-    <w:link w:val="Header"/>
+  <w:style w:type="character" w:customStyle="1" w:styleId="IntestazioneCarattere">
+    <w:name w:val="Intestazione Carattere"/>
+    <w:basedOn w:val="Carpredefinitoparagrafo"/>
+    <w:link w:val="Intestazione"/>
     <w:uiPriority w:val="99"/>
   </w:style>
-  <w:style w:type="paragraph" w:styleId="Header">
+  <w:style w:type="paragraph" w:styleId="Intestazione">
     <w:name w:val="header"/>
-    <w:basedOn w:val="Normal"/>
-    <w:link w:val="HeaderChar"/>
+    <w:basedOn w:val="Normale"/>
+    <w:link w:val="IntestazioneCarattere"/>
     <w:uiPriority w:val="99"/>
     <w:unhideWhenUsed/>
     <w:pPr>
@@ -3595,16 +3568,16 @@
       <w:spacing w:after="0" w:line="240" w:lineRule="auto"/>
     </w:pPr>
   </w:style>
-  <w:style w:type="character" w:styleId="FooterChar" w:customStyle="1">
-    <w:name w:val="Footer Char"/>
-    <w:basedOn w:val="DefaultParagraphFont"/>
-    <w:link w:val="Footer"/>
+  <w:style w:type="character" w:customStyle="1" w:styleId="PidipaginaCarattere">
+    <w:name w:val="Piè di pagina Carattere"/>
+    <w:basedOn w:val="Carpredefinitoparagrafo"/>
+    <w:link w:val="Pidipagina"/>
     <w:uiPriority w:val="99"/>
   </w:style>
-  <w:style w:type="paragraph" w:styleId="Footer">
+  <w:style w:type="paragraph" w:styleId="Pidipagina">
     <w:name w:val="footer"/>
-    <w:basedOn w:val="Normal"/>
-    <w:link w:val="FooterChar"/>
+    <w:basedOn w:val="Normale"/>
+    <w:link w:val="PidipaginaCarattere"/>
     <w:uiPriority w:val="99"/>
     <w:unhideWhenUsed/>
     <w:pPr>
@@ -3615,10 +3588,10 @@
       <w:spacing w:after="0" w:line="240" w:lineRule="auto"/>
     </w:pPr>
   </w:style>
-  <w:style w:type="character" w:styleId="ListParagraphChar" w:customStyle="1">
-    <w:name w:val="List Paragraph Char"/>
-    <w:aliases w:val="Paragrafo elenco 2 Char,Bullet List Char,FooterText Char,numbered Char,Paragraphe de liste1 Char,Bulletr List Paragraph Char,列出段落 Char,列出段落1 Char,List Paragraph21 Char,Listeafsnit1 Char,Parágrafo da Lista1 Char,Párrafo de lista1 Char"/>
-    <w:link w:val="ListParagraph"/>
+  <w:style w:type="character" w:customStyle="1" w:styleId="ParagrafoelencoCarattere">
+    <w:name w:val="Paragrafo elenco Carattere"/>
+    <w:aliases w:val="Paragrafo elenco 2 Carattere,Bullet List Carattere,FooterText Carattere,numbered Carattere,Paragraphe de liste1 Carattere,Bulletr List Paragraph Carattere,列出段落 Carattere,列出段落1 Carattere,List Paragraph21 Carattere,lp1 Carattere"/>
+    <w:link w:val="Paragrafoelenco"/>
     <w:uiPriority w:val="34"/>
     <w:qFormat/>
     <w:locked/>
@@ -3631,7 +3604,7 @@
 </file>
 
 <file path=word/theme/theme1.xml><?xml version="1.0" encoding="utf-8"?>
-<a:theme xmlns:a="http://schemas.openxmlformats.org/drawingml/2006/main" xmlns:thm15="http://schemas.microsoft.com/office/thememl/2012/main" name="Office Theme">
+<a:theme xmlns:a="http://schemas.openxmlformats.org/drawingml/2006/main" name="Office Theme">
   <a:themeElements>
     <a:clrScheme name="Office">
       <a:dk1>
@@ -3892,6 +3865,27 @@
 </file>
 
 <file path=customXml/item1.xml><?xml version="1.0" encoding="utf-8"?>
+<?mso-contentType ?>
+<FormTemplates xmlns="http://schemas.microsoft.com/sharepoint/v3/contenttype/forms">
+  <Display>DocumentLibraryForm</Display>
+  <Edit>DocumentLibraryForm</Edit>
+  <New>DocumentLibraryForm</New>
+</FormTemplates>
+</file>
+
+<file path=customXml/item2.xml><?xml version="1.0" encoding="utf-8"?>
+<p:properties xmlns:p="http://schemas.microsoft.com/office/2006/metadata/properties" xmlns:xsi="http://www.w3.org/2001/XMLSchema-instance" xmlns:pc="http://schemas.microsoft.com/office/infopath/2007/PartnerControls">
+  <documentManagement>
+    <TaxCatchAll xmlns="a56712a3-8dfd-4688-917a-22f0cf513b89" xsi:nil="true"/>
+    <UserStoryALM xmlns="1e76d14e-d0ce-457c-8343-9b55836d9ead" xsi:nil="true"/>
+    <lcf76f155ced4ddcb4097134ff3c332f xmlns="1e76d14e-d0ce-457c-8343-9b55836d9ead">
+      <Terms xmlns="http://schemas.microsoft.com/office/infopath/2007/PartnerControls"/>
+    </lcf76f155ced4ddcb4097134ff3c332f>
+  </documentManagement>
+</p:properties>
+</file>
+
+<file path=customXml/item3.xml><?xml version="1.0" encoding="utf-8"?>
 <ct:contentTypeSchema xmlns:ct="http://schemas.microsoft.com/office/2006/metadata/contentType" xmlns:ma="http://schemas.microsoft.com/office/2006/metadata/properties/metaAttributes" ct:_="" ma:_="" ma:contentTypeName="Document" ma:contentTypeID="0x010100A92AB09DCDF6014AA0D6826BF29E2C8E" ma:contentTypeVersion="19" ma:contentTypeDescription="Create a new document." ma:contentTypeScope="" ma:versionID="58b13f75919cba2dcad85f84b1d5db00">
   <xsd:schema xmlns:xsd="http://www.w3.org/2001/XMLSchema" xmlns:xs="http://www.w3.org/2001/XMLSchema" xmlns:p="http://schemas.microsoft.com/office/2006/metadata/properties" xmlns:ns2="1e76d14e-d0ce-457c-8343-9b55836d9ead" xmlns:ns3="a56712a3-8dfd-4688-917a-22f0cf513b89" targetNamespace="http://schemas.microsoft.com/office/2006/metadata/properties" ma:root="true" ma:fieldsID="a3b16ea44285e6579c272a3325f660d0" ns2:_="" ns3:_="">
     <xsd:import namespace="1e76d14e-d0ce-457c-8343-9b55836d9ead"/>
@@ -4155,32 +4149,7 @@
 </ct:contentTypeSchema>
 </file>
 
-<file path=customXml/item2.xml><?xml version="1.0" encoding="utf-8"?>
-<?mso-contentType ?>
-<FormTemplates xmlns="http://schemas.microsoft.com/sharepoint/v3/contenttype/forms">
-  <Display>DocumentLibraryForm</Display>
-  <Edit>DocumentLibraryForm</Edit>
-  <New>DocumentLibraryForm</New>
-</FormTemplates>
-</file>
-
-<file path=customXml/item3.xml><?xml version="1.0" encoding="utf-8"?>
-<p:properties xmlns:p="http://schemas.microsoft.com/office/2006/metadata/properties" xmlns:xsi="http://www.w3.org/2001/XMLSchema-instance" xmlns:pc="http://schemas.microsoft.com/office/infopath/2007/PartnerControls">
-  <documentManagement>
-    <lcf76f155ced4ddcb4097134ff3c332f xmlns="1e76d14e-d0ce-457c-8343-9b55836d9ead">
-      <Terms xmlns="http://schemas.microsoft.com/office/infopath/2007/PartnerControls"/>
-    </lcf76f155ced4ddcb4097134ff3c332f>
-    <TaxCatchAll xmlns="a56712a3-8dfd-4688-917a-22f0cf513b89" xsi:nil="true"/>
-    <UserStoryALM xmlns="1e76d14e-d0ce-457c-8343-9b55836d9ead" xsi:nil="true"/>
-  </documentManagement>
-</p:properties>
-</file>
-
 <file path=customXml/itemProps1.xml><?xml version="1.0" encoding="utf-8"?>
-<ds:datastoreItem xmlns:ds="http://schemas.openxmlformats.org/officeDocument/2006/customXml" ds:itemID="{F8591A8A-B7D1-4B5B-871A-D3E6939452EF}"/>
-</file>
-
-<file path=customXml/itemProps2.xml><?xml version="1.0" encoding="utf-8"?>
 <ds:datastoreItem xmlns:ds="http://schemas.openxmlformats.org/officeDocument/2006/customXml" ds:itemID="{83809B2A-BD01-4EDB-BAD2-41E2E0CAA66A}">
   <ds:schemaRefs>
     <ds:schemaRef ds:uri="http://schemas.microsoft.com/sharepoint/v3/contenttype/forms"/>
@@ -4188,12 +4157,15 @@
 </ds:datastoreItem>
 </file>
 
-<file path=customXml/itemProps3.xml><?xml version="1.0" encoding="utf-8"?>
+<file path=customXml/itemProps2.xml><?xml version="1.0" encoding="utf-8"?>
 <ds:datastoreItem xmlns:ds="http://schemas.openxmlformats.org/officeDocument/2006/customXml" ds:itemID="{34B5336F-E826-4258-94AC-D734219019F0}">
   <ds:schemaRefs>
     <ds:schemaRef ds:uri="http://schemas.microsoft.com/office/2006/metadata/properties"/>
     <ds:schemaRef ds:uri="http://schemas.microsoft.com/office/infopath/2007/PartnerControls"/>
-    <ds:schemaRef ds:uri="3d04b37e-0497-498c-96f6-8855740e5edb"/>
   </ds:schemaRefs>
 </ds:datastoreItem>
+</file>
+
+<file path=customXml/itemProps3.xml><?xml version="1.0" encoding="utf-8"?>
+<ds:datastoreItem xmlns:ds="http://schemas.openxmlformats.org/officeDocument/2006/customXml" ds:itemID="{369A8DCA-CCA4-495D-A32F-4F86A3479CAA}"/>
 </file>